--- a/tests/corpus_v2/docs/works_0006.docx
+++ b/tests/corpus_v2/docs/works_0006.docx
@@ -21,7 +21,13 @@
         <w:rPr>
           <w:b/>
         </w:rPr>
-        <w:t xml:space="preserve">№ 164/2024-А</w:t>
+        <w:t xml:space="preserve">№ </w:t>
+      </w:r>
+      <w:r>
+        <w:rPr>
+          <w:b/>
+        </w:rPr>
+        <w:t xml:space="preserve">82/2024-А</w:t>
       </w:r>
     </w:p>
     <w:p/>
@@ -33,7 +39,7 @@
         <w:t xml:space="preserve">     </w:t>
       </w:r>
       <w:r>
-        <w:t xml:space="preserve">«26» марта 2024 г.</w:t>
+        <w:t xml:space="preserve">26.04.2024</w:t>
       </w:r>
     </w:p>
     <w:p/>
@@ -108,10 +114,10 @@
         <w:t xml:space="preserve">, именуемый в дальнейшем «Заказчик»</w:t>
       </w:r>
       <w:r>
-        <w:t xml:space="preserve">, с другой стороны, совместно именуемые «Стороны», заключили настоящий </w:t>
-      </w:r>
-      <w:r>
-        <w:t xml:space="preserve">Договор № 5/2024-Д</w:t>
+        <w:t xml:space="preserve">, с другой стороны, совместно именуемые «Стороны», заключили настоящий Договор № </w:t>
+      </w:r>
+      <w:r>
+        <w:t xml:space="preserve">1/23</w:t>
       </w:r>
       <w:r>
         <w:t xml:space="preserve"> (далее — Договор) о нижеследующем:</w:t>
@@ -158,7 +164,7 @@
         <w:t xml:space="preserve">Гарантийный срок на результат работ — </w:t>
       </w:r>
       <w:r>
-        <w:t xml:space="preserve">не более 12 месяцев с момента заключения кредитного договора</w:t>
+        <w:t xml:space="preserve">в течение шестидесяти дней с момента подписания акта</w:t>
       </w:r>
       <w:r>
         <w:t xml:space="preserve">.</w:t>
@@ -178,7 +184,13 @@
         <w:t xml:space="preserve">2.1. Общая цена Договора: </w:t>
       </w:r>
       <w:r>
-        <w:t xml:space="preserve">Десять миллионов четыреста семьдесят три тысячи пятьсот пятьдесят один рубль 00 копеек</w:t>
+        <w:t xml:space="preserve">68 000,59 (шестьдесят восемь тысяч) рублей</w:t>
+      </w:r>
+      <w:r>
+        <w:t xml:space="preserve">, в т.ч. НДС </w:t>
+      </w:r>
+      <w:r>
+        <w:t xml:space="preserve">18%</w:t>
       </w:r>
       <w:r>
         <w:t xml:space="preserve">.</w:t>
@@ -189,7 +201,7 @@
         <w:t xml:space="preserve">2.2. Налог: </w:t>
       </w:r>
       <w:r>
-        <w:t xml:space="preserve">10 (десять) процентов</w:t>
+        <w:t xml:space="preserve">20 (двадцать) процентов за каждый день просрочки</w:t>
       </w:r>
       <w:r>
         <w:t xml:space="preserve">.</w:t>
@@ -200,7 +212,7 @@
         <w:t xml:space="preserve">2.3. Срок оплаты — </w:t>
       </w:r>
       <w:r>
-        <w:t xml:space="preserve">в течение 10 банковских дней с даты подписания Сторонами акта сдачи-приемки оказанных услуг</w:t>
+        <w:t xml:space="preserve">в течение 14 рабочих дней со дня предъявления требования</w:t>
       </w:r>
       <w:r>
         <w:t xml:space="preserve">.</w:t>
@@ -220,7 +232,7 @@
         <w:t xml:space="preserve">, артикул </w:t>
       </w:r>
       <w:r>
-        <w:t xml:space="preserve">RM-4646-36</w:t>
+        <w:t xml:space="preserve">RM-5534-38</w:t>
       </w:r>
       <w:r>
         <w:t xml:space="preserve">, код </w:t>
@@ -280,7 +292,7 @@
         <w:t xml:space="preserve">. Цена — </w:t>
       </w:r>
       <w:r>
-        <w:t xml:space="preserve">5 000 ₽</w:t>
+        <w:t xml:space="preserve">____ руб. (_____)_____ коп., включая НДС ___ руб. (_____)_____ коп.</w:t>
       </w:r>
       <w:r>
         <w:t xml:space="preserve">.</w:t>
@@ -300,7 +312,7 @@
         <w:t xml:space="preserve">3.1. Место исполнения обязательств: </w:t>
       </w:r>
       <w:r>
-        <w:t xml:space="preserve">Самара, Победы 82</w:t>
+        <w:t xml:space="preserve">Казань, Мира 78</w:t>
       </w:r>
       <w:r>
         <w:t xml:space="preserve">.</w:t>
@@ -317,7 +329,7 @@
         <w:t xml:space="preserve"> по телефону </w:t>
       </w:r>
       <w:r>
-        <w:t xml:space="preserve">+7 (499) 377-53-71</w:t>
+        <w:t xml:space="preserve">+7 (495) 688-43-64</w:t>
       </w:r>
       <w:r>
         <w:t xml:space="preserve">.</w:t>
@@ -328,7 +340,7 @@
         <w:t xml:space="preserve">3.3. Срок исполнения обязательств — </w:t>
       </w:r>
       <w:r>
-        <w:t xml:space="preserve">в течение 5 рабочих дней с момента выставления счета</w:t>
+        <w:t xml:space="preserve">не позднее 21.03.2026</w:t>
       </w:r>
       <w:r>
         <w:t xml:space="preserve">.</w:t>
@@ -359,13 +371,19 @@
         <w:t xml:space="preserve">Размер неустойки за нарушение сроков оплаты: </w:t>
       </w:r>
       <w:r>
-        <w:t xml:space="preserve">0,01 (одной сотой) % от цены Договора</w:t>
+        <w:t xml:space="preserve">1/300 ключевой ставки ЦБ РФ от цены Договора</w:t>
       </w:r>
       <w:r>
         <w:t xml:space="preserve">. Предельный размер ответственности: </w:t>
       </w:r>
       <w:r>
-        <w:t xml:space="preserve">0,2% за каждый день просрочки</w:t>
+        <w:t xml:space="preserve">1/150 ключевой ставки ЦБ РФ от общей суммы счета</w:t>
+      </w:r>
+      <w:r>
+        <w:t xml:space="preserve">, но не более </w:t>
+      </w:r>
+      <w:r>
+        <w:t xml:space="preserve">12% от цены Договора</w:t>
       </w:r>
       <w:r>
         <w:t xml:space="preserve">.</w:t>
@@ -387,7 +405,7 @@
         <w:t xml:space="preserve">Сторона, для которой создалась невозможность исполнения, обязана уведомить другую Сторону. Срок уведомления — </w:t>
       </w:r>
       <w:r>
-        <w:t xml:space="preserve">в течение 10 рабочих дней с момента подписания акта</w:t>
+        <w:t xml:space="preserve">в течение 45 (Сорока пяти) рабочих дней с момента выставления счета</w:t>
       </w:r>
       <w:r>
         <w:t xml:space="preserve">.</w:t>
@@ -401,7 +419,7 @@
         <w:t xml:space="preserve">Все споры и разногласия решаются путём переговоров. Претензионный порядок обязателен, срок ответа на претензию — </w:t>
       </w:r>
       <w:r>
-        <w:t xml:space="preserve">30 дней с момента заключения контракта</w:t>
+        <w:t xml:space="preserve">в течение 10 (Десяти) банковских дней с момента поступления денежных средств на расчетный счет</w:t>
       </w:r>
       <w:r>
         <w:t xml:space="preserve">.</w:t>
@@ -431,6 +449,72 @@
       </w:r>
       <w:r>
         <w:t xml:space="preserve">бЕлЯеВ Андрей</w:t>
+      </w:r>
+    </w:p>
+    <w:p/>
+    <w:p/>
+    <w:p>
+      <w:r>
+        <w:rPr>
+          <w:b/>
+        </w:rPr>
+        <w:t xml:space="preserve">9. КОНТРОЛЬНЫЕ ВЕЛИЧИНЫ</w:t>
+      </w:r>
+    </w:p>
+    <w:p>
+      <w:r>
+        <w:t xml:space="preserve">9.1. Контрольная запись: </w:t>
+      </w:r>
+      <w:r>
+        <w:t xml:space="preserve">88/19</w:t>
+      </w:r>
+      <w:r>
+        <w:t xml:space="preserve">.</w:t>
+      </w:r>
+    </w:p>
+    <w:p>
+      <w:r>
+        <w:t xml:space="preserve">9.2. Контрольная запись: </w:t>
+      </w:r>
+      <w:r>
+        <w:rPr>
+          <w:b/>
+        </w:rPr>
+        <w:t xml:space="preserve">не более 7</w:t>
+      </w:r>
+      <w:r>
+        <w:t xml:space="preserve">30 000,69 (Семисот тридцати тысяч) RUB</w:t>
+      </w:r>
+      <w:r>
+        <w:t xml:space="preserve">.</w:t>
+      </w:r>
+    </w:p>
+    <w:p>
+      <w:r>
+        <w:t xml:space="preserve">9.3. Контрольная запись: </w:t>
+      </w:r>
+      <w:r>
+        <w:rPr>
+          <w:b/>
+        </w:rPr>
+        <w:t xml:space="preserve">1</w:t>
+      </w:r>
+      <w:r>
+        <w:t xml:space="preserve">5% за каждый день просрочки</w:t>
+      </w:r>
+      <w:r>
+        <w:t xml:space="preserve">.</w:t>
+      </w:r>
+    </w:p>
+    <w:p>
+      <w:r>
+        <w:t xml:space="preserve">9.4. Контрольная запись: </w:t>
+      </w:r>
+      <w:r>
+        <w:t xml:space="preserve">не позднее 14.11.20 2 5</w:t>
+      </w:r>
+      <w:r>
+        <w:t xml:space="preserve">.</w:t>
       </w:r>
     </w:p>
     <w:p/>
@@ -490,7 +574,7 @@
               <w:t xml:space="preserve">Адрес регистрации: </w:t>
             </w:r>
             <w:r>
-              <w:t xml:space="preserve">Химки, Тверская 15</w:t>
+              <w:t xml:space="preserve">Сергиев Посад Ленинградская 26/2 кв 26</w:t>
             </w:r>
           </w:p>
           <w:p>
@@ -529,7 +613,7 @@
               <w:t xml:space="preserve">Тел.: </w:t>
             </w:r>
             <w:r>
-              <w:t xml:space="preserve">+7 (495) 518-96-93</w:t>
+              <w:t xml:space="preserve">+7 (843) 423-89-93</w:t>
             </w:r>
           </w:p>
           <w:p>
@@ -594,7 +678,7 @@
               <w:t xml:space="preserve">Адрес регистрации: </w:t>
             </w:r>
             <w:r>
-              <w:t xml:space="preserve">Сергиев Посад Ленинградская 26/2 кв 26</w:t>
+              <w:t xml:space="preserve">Одинцово, Тверская 35</w:t>
             </w:r>
           </w:p>
           <w:p>
@@ -633,7 +717,7 @@
               <w:t xml:space="preserve">Тел.: </w:t>
             </w:r>
             <w:r>
-              <w:t xml:space="preserve">+7 (843) 423-89-93</w:t>
+              <w:t xml:space="preserve">+7 (495) 533-66-47</w:t>
             </w:r>
           </w:p>
           <w:p>
@@ -641,7 +725,7 @@
               <w:t xml:space="preserve">E-mail: </w:t>
             </w:r>
             <w:r>
-              <w:t xml:space="preserve">belyaev@mail.ru</w:t>
+              <w:t xml:space="preserve">belyaev@bk.ru</w:t>
             </w:r>
           </w:p>
           <w:p/>
@@ -700,13 +784,13 @@
       <w:t xml:space="preserve">ИП Новиков А. Д. · </w:t>
     </w:r>
     <w:r>
-      <w:t xml:space="preserve">+7 (499) 951-98-79</w:t>
+      <w:t xml:space="preserve">+7 (499) 178-68-96</w:t>
     </w:r>
     <w:r>
       <w:t xml:space="preserve"> · </w:t>
     </w:r>
     <w:r>
-      <w:t xml:space="preserve">novikov@mail.ru</w:t>
+      <w:t xml:space="preserve">novikov@sibtrans.ru</w:t>
     </w:r>
   </w:p>
 </w:hdr>

--- a/tests/corpus_v2/docs/works_0006.docx
+++ b/tests/corpus_v2/docs/works_0006.docx
@@ -466,7 +466,13 @@
         <w:t xml:space="preserve">9.1. Контрольная запись: </w:t>
       </w:r>
       <w:r>
-        <w:t xml:space="preserve">88/19</w:t>
+        <w:rPr>
+          <w:b/>
+        </w:rPr>
+        <w:t xml:space="preserve">8</w:t>
+      </w:r>
+      <w:r>
+        <w:t xml:space="preserve">8/19</w:t>
       </w:r>
       <w:r>
         <w:t xml:space="preserve">.</w:t>

--- a/tests/corpus_v2/docs/works_0006.docx
+++ b/tests/corpus_v2/docs/works_0006.docx
@@ -27,7 +27,7 @@
         <w:rPr>
           <w:b/>
         </w:rPr>
-        <w:t xml:space="preserve">82/2024-А</w:t>
+        <w:t xml:space="preserve">5/15</w:t>
       </w:r>
     </w:p>
     <w:p/>
@@ -117,7 +117,7 @@
         <w:t xml:space="preserve">, с другой стороны, совместно именуемые «Стороны», заключили настоящий Договор № </w:t>
       </w:r>
       <w:r>
-        <w:t xml:space="preserve">1/23</w:t>
+        <w:t xml:space="preserve">14363/441-сс</w:t>
       </w:r>
       <w:r>
         <w:t xml:space="preserve"> (далее — Договор) о нижеследующем:</w:t>
@@ -469,10 +469,10 @@
         <w:rPr>
           <w:b/>
         </w:rPr>
-        <w:t xml:space="preserve">8</w:t>
-      </w:r>
-      <w:r>
-        <w:t xml:space="preserve">8/19</w:t>
+        <w:t xml:space="preserve">79/20</w:t>
+      </w:r>
+      <w:r>
+        <w:t xml:space="preserve">25-С</w:t>
       </w:r>
       <w:r>
         <w:t xml:space="preserve">.</w:t>

--- a/tests/corpus_v2/docs/works_0006.docx
+++ b/tests/corpus_v2/docs/works_0006.docx
@@ -54,7 +54,7 @@
         <w:t xml:space="preserve">паспорт </w:t>
       </w:r>
       <w:r>
-        <w:t xml:space="preserve">93 04 195167</w:t>
+        <w:t xml:space="preserve">52 16 194535</w:t>
       </w:r>
       <w:r>
         <w:t xml:space="preserve">, выдан </w:t>
@@ -72,7 +72,7 @@
         <w:t xml:space="preserve">, код подразделения </w:t>
       </w:r>
       <w:r>
-        <w:t xml:space="preserve">472-555</w:t>
+        <w:t xml:space="preserve">555-683</w:t>
       </w:r>
       <w:r>
         <w:t xml:space="preserve">, именуемый в дальнейшем «Подрядчик»</w:t>
@@ -90,7 +90,7 @@
         <w:t xml:space="preserve">паспорт </w:t>
       </w:r>
       <w:r>
-        <w:t xml:space="preserve">57 02 639201</w:t>
+        <w:t xml:space="preserve">41 06 455557</w:t>
       </w:r>
       <w:r>
         <w:t xml:space="preserve">, выдан </w:t>
@@ -289,6 +289,12 @@
         <w:t xml:space="preserve">МКАС при ТПП РФ</w:t>
       </w:r>
       <w:r>
+        <w:t xml:space="preserve">. Товар отгружается с сопроводительным документом паспорт качества № </w:t>
+      </w:r>
+      <w:r>
+        <w:t xml:space="preserve">27 08 111421</w:t>
+      </w:r>
+      <w:r>
         <w:t xml:space="preserve">. Цена — </w:t>
       </w:r>
       <w:r>
@@ -312,7 +318,7 @@
         <w:t xml:space="preserve">3.1. Место исполнения обязательств: </w:t>
       </w:r>
       <w:r>
-        <w:t xml:space="preserve">Казань, Мира 78</w:t>
+        <w:t xml:space="preserve">Самара, Победы 82</w:t>
       </w:r>
       <w:r>
         <w:t xml:space="preserve">.</w:t>
@@ -329,7 +335,7 @@
         <w:t xml:space="preserve"> по телефону </w:t>
       </w:r>
       <w:r>
-        <w:t xml:space="preserve">+7 (495) 688-43-64</w:t>
+        <w:t xml:space="preserve">+7 (499) 377-53-71</w:t>
       </w:r>
       <w:r>
         <w:t xml:space="preserve">.</w:t>
@@ -340,7 +346,7 @@
         <w:t xml:space="preserve">3.3. Срок исполнения обязательств — </w:t>
       </w:r>
       <w:r>
-        <w:t xml:space="preserve">не позднее 21.03.2026</w:t>
+        <w:t xml:space="preserve">не позднее 26.04.2026</w:t>
       </w:r>
       <w:r>
         <w:t xml:space="preserve">.</w:t>
@@ -383,7 +389,7 @@
         <w:t xml:space="preserve">, но не более </w:t>
       </w:r>
       <w:r>
-        <w:t xml:space="preserve">12% от цены Договора</w:t>
+        <w:t xml:space="preserve">20% от цены Договора</w:t>
       </w:r>
       <w:r>
         <w:t xml:space="preserve">.</w:t>
@@ -405,7 +411,7 @@
         <w:t xml:space="preserve">Сторона, для которой создалась невозможность исполнения, обязана уведомить другую Сторону. Срок уведомления — </w:t>
       </w:r>
       <w:r>
-        <w:t xml:space="preserve">в течение 45 (Сорока пяти) рабочих дней с момента выставления счета</w:t>
+        <w:t xml:space="preserve">в течение 60 (Шестидесяти) рабочих дней с момента выставления счета</w:t>
       </w:r>
       <w:r>
         <w:t xml:space="preserve">.</w:t>
@@ -419,7 +425,7 @@
         <w:t xml:space="preserve">Все споры и разногласия решаются путём переговоров. Претензионный порядок обязателен, срок ответа на претензию — </w:t>
       </w:r>
       <w:r>
-        <w:t xml:space="preserve">в течение 10 (Десяти) банковских дней с момента поступления денежных средств на расчетный счет</w:t>
+        <w:t xml:space="preserve">в течение 5 (Пяти) банковских дней с момента поступления денежных средств на расчетный счет</w:t>
       </w:r>
       <w:r>
         <w:t xml:space="preserve">.</w:t>
@@ -469,10 +475,10 @@
         <w:rPr>
           <w:b/>
         </w:rPr>
-        <w:t xml:space="preserve">79/20</w:t>
-      </w:r>
-      <w:r>
-        <w:t xml:space="preserve">25-С</w:t>
+        <w:t xml:space="preserve">92/20</w:t>
+      </w:r>
+      <w:r>
+        <w:t xml:space="preserve">23-С</w:t>
       </w:r>
       <w:r>
         <w:t xml:space="preserve">.</w:t>
@@ -486,10 +492,10 @@
         <w:rPr>
           <w:b/>
         </w:rPr>
-        <w:t xml:space="preserve">не более 7</w:t>
-      </w:r>
-      <w:r>
-        <w:t xml:space="preserve">30 000,69 (Семисот тридцати тысяч) RUB</w:t>
+        <w:t xml:space="preserve">не более 70 1</w:t>
+      </w:r>
+      <w:r>
+        <w:t xml:space="preserve">00 000,77 (Семидесяти миллионов ста тысяч) RUB</w:t>
       </w:r>
       <w:r>
         <w:t xml:space="preserve">.</w:t>
@@ -503,10 +509,10 @@
         <w:rPr>
           <w:b/>
         </w:rPr>
-        <w:t xml:space="preserve">1</w:t>
-      </w:r>
-      <w:r>
-        <w:t xml:space="preserve">5% за каждый день просрочки</w:t>
+        <w:t xml:space="preserve">1/1</w:t>
+      </w:r>
+      <w:r>
+        <w:t xml:space="preserve">30 ключевой ставки ЦБ РФ от стоимости неоплаченных работ</w:t>
       </w:r>
       <w:r>
         <w:t xml:space="preserve">.</w:t>
@@ -517,7 +523,7 @@
         <w:t xml:space="preserve">9.4. Контрольная запись: </w:t>
       </w:r>
       <w:r>
-        <w:t xml:space="preserve">не позднее 14.11.20 2 5</w:t>
+        <w:t xml:space="preserve">в течение 1 4  календарных дней с момента заключения контракта</w:t>
       </w:r>
       <w:r>
         <w:t xml:space="preserve">.</w:t>
@@ -580,7 +586,7 @@
               <w:t xml:space="preserve">Адрес регистрации: </w:t>
             </w:r>
             <w:r>
-              <w:t xml:space="preserve">Сергиев Посад Ленинградская 26/2 кв 26</w:t>
+              <w:t xml:space="preserve">Екатеринбург, Пушкина 26</w:t>
             </w:r>
           </w:p>
           <w:p>
@@ -588,7 +594,7 @@
               <w:t xml:space="preserve">Паспорт </w:t>
             </w:r>
             <w:r>
-              <w:t xml:space="preserve">93 04 195167</w:t>
+              <w:t xml:space="preserve">52 16 194535</w:t>
             </w:r>
             <w:r>
               <w:t xml:space="preserve">, выдан ОУФМС России по Тверской области в Заволжском р-не 09.07.2011</w:t>
@@ -597,7 +603,7 @@
               <w:t xml:space="preserve">, код подразделения </w:t>
             </w:r>
             <w:r>
-              <w:t xml:space="preserve">472-555</w:t>
+              <w:t xml:space="preserve">555-683</w:t>
             </w:r>
           </w:p>
           <w:p>
@@ -605,13 +611,13 @@
               <w:t xml:space="preserve">СНИЛС </w:t>
             </w:r>
             <w:r>
-              <w:t xml:space="preserve">819-579-415 61</w:t>
+              <w:t xml:space="preserve">579-415-127 25</w:t>
             </w:r>
             <w:r>
               <w:t xml:space="preserve"> ИНН </w:t>
             </w:r>
             <w:r>
-              <w:t xml:space="preserve">672583211125</w:t>
+              <w:t xml:space="preserve">583211181910</w:t>
             </w:r>
           </w:p>
           <w:p>
@@ -692,7 +698,7 @@
               <w:t xml:space="preserve">Паспорт </w:t>
             </w:r>
             <w:r>
-              <w:t xml:space="preserve">57 02 639201</w:t>
+              <w:t xml:space="preserve">41 06 455557</w:t>
             </w:r>
             <w:r>
               <w:t xml:space="preserve">, выдан ОВД «Тропарёво» г. Москвы 22.10.2013</w:t>
@@ -709,13 +715,13 @@
               <w:t xml:space="preserve">СНИЛС </w:t>
             </w:r>
             <w:r>
-              <w:t xml:space="preserve">332-107-481 27</w:t>
+              <w:t xml:space="preserve">107-481-709 55</w:t>
             </w:r>
             <w:r>
               <w:t xml:space="preserve"> ИНН </w:t>
             </w:r>
             <w:r>
-              <w:t xml:space="preserve">526444921956</w:t>
+              <w:t xml:space="preserve">444921933251</w:t>
             </w:r>
           </w:p>
           <w:p>

--- a/tests/corpus_v2/docs/works_0006.docx
+++ b/tests/corpus_v2/docs/works_0006.docx
@@ -66,13 +66,13 @@
         <w:t xml:space="preserve"> </w:t>
       </w:r>
       <w:r>
-        <w:t xml:space="preserve">09.07.2011</w:t>
+        <w:t xml:space="preserve">13.05.2015</w:t>
       </w:r>
       <w:r>
         <w:t xml:space="preserve">, код подразделения </w:t>
       </w:r>
       <w:r>
-        <w:t xml:space="preserve">555-683</w:t>
+        <w:t xml:space="preserve">683-281</w:t>
       </w:r>
       <w:r>
         <w:t xml:space="preserve">, именуемый в дальнейшем «Подрядчик»</w:t>
@@ -81,7 +81,7 @@
         <w:t xml:space="preserve">, с одной стороны, и </w:t>
       </w:r>
       <w:r>
-        <w:t xml:space="preserve">Беляев Андрей Иванович</w:t>
+        <w:t xml:space="preserve">Петрова Людмила Сергеевна</w:t>
       </w:r>
       <w:r>
         <w:t xml:space="preserve">, </w:t>
@@ -90,7 +90,7 @@
         <w:t xml:space="preserve">паспорт </w:t>
       </w:r>
       <w:r>
-        <w:t xml:space="preserve">41 06 455557</w:t>
+        <w:t xml:space="preserve">23 14 913865</w:t>
       </w:r>
       <w:r>
         <w:t xml:space="preserve">, выдан </w:t>
@@ -108,10 +108,10 @@
         <w:t xml:space="preserve">, код подразделения </w:t>
       </w:r>
       <w:r>
-        <w:t xml:space="preserve">201-682</w:t>
-      </w:r>
-      <w:r>
-        <w:t xml:space="preserve">, именуемый в дальнейшем «Заказчик»</w:t>
+        <w:t xml:space="preserve">682-910</w:t>
+      </w:r>
+      <w:r>
+        <w:t xml:space="preserve">, именуемая в дальнейшем «Заказчик»</w:t>
       </w:r>
       <w:r>
         <w:t xml:space="preserve">, с другой стороны, совместно именуемые «Стороны», заключили настоящий Договор № </w:t>
@@ -295,6 +295,42 @@
         <w:t xml:space="preserve">27 08 111421</w:t>
       </w:r>
       <w:r>
+        <w:t xml:space="preserve">. К партии приложен паспорт изделия № </w:t>
+      </w:r>
+      <w:r>
+        <w:t xml:space="preserve">91 20 031530</w:t>
+      </w:r>
+      <w:r>
+        <w:t xml:space="preserve">. Оборудование поставляется с паспортом транспортного средства № </w:t>
+      </w:r>
+      <w:r>
+        <w:t xml:space="preserve">74 09 444629</w:t>
+      </w:r>
+      <w:r>
+        <w:t xml:space="preserve">. Приёмка производится согласно техническому паспорту </w:t>
+      </w:r>
+      <w:r>
+        <w:t xml:space="preserve">82 05 283886</w:t>
+      </w:r>
+      <w:r>
+        <w:t xml:space="preserve">. СНИЛС не указан, номер заказа </w:t>
+      </w:r>
+      <w:r>
+        <w:t xml:space="preserve">352-496-803 30</w:t>
+      </w:r>
+      <w:r>
+        <w:t xml:space="preserve">. Дата рождения не проставлена, документ выдан </w:t>
+      </w:r>
+      <w:r>
+        <w:t xml:space="preserve">20.12.2019</w:t>
+      </w:r>
+      <w:r>
+        <w:t xml:space="preserve">. Код подразделения, см. артикул </w:t>
+      </w:r>
+      <w:r>
+        <w:t xml:space="preserve">711-562</w:t>
+      </w:r>
+      <w:r>
         <w:t xml:space="preserve">. Цена — </w:t>
       </w:r>
       <w:r>
@@ -318,7 +354,7 @@
         <w:t xml:space="preserve">3.1. Место исполнения обязательств: </w:t>
       </w:r>
       <w:r>
-        <w:t xml:space="preserve">Самара, Победы 82</w:t>
+        <w:t xml:space="preserve">Воронеж, Советская 70</w:t>
       </w:r>
       <w:r>
         <w:t xml:space="preserve">.</w:t>
@@ -329,13 +365,13 @@
         <w:t xml:space="preserve">3.2. Уведомления направляются </w:t>
       </w:r>
       <w:r>
-        <w:t xml:space="preserve">Беляеву Андрею Ивановичу</w:t>
+        <w:t xml:space="preserve">Петровой Людмиле Сергеевне</w:t>
       </w:r>
       <w:r>
         <w:t xml:space="preserve"> по телефону </w:t>
       </w:r>
       <w:r>
-        <w:t xml:space="preserve">+7 (499) 377-53-71</w:t>
+        <w:t xml:space="preserve">+7 (843) 217-18-62</w:t>
       </w:r>
       <w:r>
         <w:t xml:space="preserve">.</w:t>
@@ -346,7 +382,7 @@
         <w:t xml:space="preserve">3.3. Срок исполнения обязательств — </w:t>
       </w:r>
       <w:r>
-        <w:t xml:space="preserve">не позднее 26.04.2026</w:t>
+        <w:t xml:space="preserve">не позднее 22.11.2025</w:t>
       </w:r>
       <w:r>
         <w:t xml:space="preserve">.</w:t>
@@ -389,7 +425,7 @@
         <w:t xml:space="preserve">, но не более </w:t>
       </w:r>
       <w:r>
-        <w:t xml:space="preserve">20% от цены Договора</w:t>
+        <w:t xml:space="preserve">12% от цены Договора</w:t>
       </w:r>
       <w:r>
         <w:t xml:space="preserve">.</w:t>
@@ -411,7 +447,7 @@
         <w:t xml:space="preserve">Сторона, для которой создалась невозможность исполнения, обязана уведомить другую Сторону. Срок уведомления — </w:t>
       </w:r>
       <w:r>
-        <w:t xml:space="preserve">в течение 60 (Шестидесяти) рабочих дней с момента выставления счета</w:t>
+        <w:t xml:space="preserve">в течение 7 (Семи) рабочих дней с момента выставления счета</w:t>
       </w:r>
       <w:r>
         <w:t xml:space="preserve">.</w:t>
@@ -425,7 +461,7 @@
         <w:t xml:space="preserve">Все споры и разногласия решаются путём переговоров. Претензионный порядок обязателен, срок ответа на претензию — </w:t>
       </w:r>
       <w:r>
-        <w:t xml:space="preserve">в течение 5 (Пяти) банковских дней с момента поступления денежных средств на расчетный счет</w:t>
+        <w:t xml:space="preserve">в течение 30 (Тридцати) банковских дней с момента поступления денежных средств на расчетный счет</w:t>
       </w:r>
       <w:r>
         <w:t xml:space="preserve">.</w:t>
@@ -454,7 +490,7 @@
         <w:t xml:space="preserve">Согласовано: </w:t>
       </w:r>
       <w:r>
-        <w:t xml:space="preserve">бЕлЯеВ Андрей</w:t>
+        <w:t xml:space="preserve">пЕтРоВа Людмила</w:t>
       </w:r>
     </w:p>
     <w:p/>
@@ -475,10 +511,10 @@
         <w:rPr>
           <w:b/>
         </w:rPr>
-        <w:t xml:space="preserve">92/20</w:t>
-      </w:r>
-      <w:r>
-        <w:t xml:space="preserve">23-С</w:t>
+        <w:t xml:space="preserve">26/20</w:t>
+      </w:r>
+      <w:r>
+        <w:t xml:space="preserve">23-А</w:t>
       </w:r>
       <w:r>
         <w:t xml:space="preserve">.</w:t>
@@ -492,10 +528,10 @@
         <w:rPr>
           <w:b/>
         </w:rPr>
-        <w:t xml:space="preserve">не более 70 1</w:t>
-      </w:r>
-      <w:r>
-        <w:t xml:space="preserve">00 000,77 (Семидесяти миллионов ста тысяч) RUB</w:t>
+        <w:t xml:space="preserve">не более 9</w:t>
+      </w:r>
+      <w:r>
+        <w:t xml:space="preserve">18 000,96 (Девятисот восемнадцати тысяч) RUB</w:t>
       </w:r>
       <w:r>
         <w:t xml:space="preserve">.</w:t>
@@ -509,10 +545,10 @@
         <w:rPr>
           <w:b/>
         </w:rPr>
-        <w:t xml:space="preserve">1/1</w:t>
-      </w:r>
-      <w:r>
-        <w:t xml:space="preserve">30 ключевой ставки ЦБ РФ от стоимости неоплаченных работ</w:t>
+        <w:t xml:space="preserve">2</w:t>
+      </w:r>
+      <w:r>
+        <w:t xml:space="preserve">0% за каждый день просрочки</w:t>
       </w:r>
       <w:r>
         <w:t xml:space="preserve">.</w:t>
@@ -523,7 +559,7 @@
         <w:t xml:space="preserve">9.4. Контрольная запись: </w:t>
       </w:r>
       <w:r>
-        <w:t xml:space="preserve">в течение 1 4  календарных дней с момента заключения контракта</w:t>
+        <w:t xml:space="preserve">в течение 6 0  календарных дней с момента заключения контракта</w:t>
       </w:r>
       <w:r>
         <w:t xml:space="preserve">.</w:t>
@@ -578,7 +614,7 @@
               <w:t xml:space="preserve">Дата рождения: </w:t>
             </w:r>
             <w:r>
-              <w:t xml:space="preserve">27.09.1988</w:t>
+              <w:t xml:space="preserve">17.01.1996</w:t>
             </w:r>
           </w:p>
           <w:p>
@@ -586,7 +622,7 @@
               <w:t xml:space="preserve">Адрес регистрации: </w:t>
             </w:r>
             <w:r>
-              <w:t xml:space="preserve">Екатеринбург, Пушкина 26</w:t>
+              <w:t xml:space="preserve">Химки, Баумана 57</w:t>
             </w:r>
           </w:p>
           <w:p>
@@ -597,27 +633,27 @@
               <w:t xml:space="preserve">52 16 194535</w:t>
             </w:r>
             <w:r>
-              <w:t xml:space="preserve">, выдан ОУФМС России по Тверской области в Заволжском р-не 09.07.2011</w:t>
+              <w:t xml:space="preserve">, выдан ОУФМС России по Тверской области в Заволжском р-не 13.05.2015</w:t>
             </w:r>
             <w:r>
               <w:t xml:space="preserve">, код подразделения </w:t>
             </w:r>
             <w:r>
-              <w:t xml:space="preserve">555-683</w:t>
-            </w:r>
-          </w:p>
-          <w:p>
-            <w:r>
-              <w:t xml:space="preserve">СНИЛС </w:t>
-            </w:r>
-            <w:r>
-              <w:t xml:space="preserve">579-415-127 25</w:t>
+              <w:t xml:space="preserve">683-281</w:t>
+            </w:r>
+          </w:p>
+          <w:p>
+            <w:r>
+              <w:t xml:space="preserve">снилс: </w:t>
+            </w:r>
+            <w:r>
+              <w:t xml:space="preserve">794-151-278 24</w:t>
             </w:r>
             <w:r>
               <w:t xml:space="preserve"> ИНН </w:t>
             </w:r>
             <w:r>
-              <w:t xml:space="preserve">583211181910</w:t>
+              <w:t xml:space="preserve">832111819551</w:t>
             </w:r>
           </w:p>
           <w:p>
@@ -625,7 +661,7 @@
               <w:t xml:space="preserve">Тел.: </w:t>
             </w:r>
             <w:r>
-              <w:t xml:space="preserve">+7 (843) 423-89-93</w:t>
+              <w:t xml:space="preserve">+7 (812) 647-28-19</w:t>
             </w:r>
           </w:p>
           <w:p>
@@ -633,7 +669,7 @@
               <w:t xml:space="preserve">E-mail: </w:t>
             </w:r>
             <w:r>
-              <w:t xml:space="preserve">novikov@mail.ru</w:t>
+              <w:t xml:space="preserve">novikov@sibtrans.ru</w:t>
             </w:r>
           </w:p>
           <w:p/>
@@ -674,7 +710,7 @@
           </w:p>
           <w:p>
             <w:r>
-              <w:t xml:space="preserve">Беляев Андрей Иванович</w:t>
+              <w:t xml:space="preserve">Петрова Людмила Сергеевна</w:t>
             </w:r>
           </w:p>
           <w:p>
@@ -690,7 +726,7 @@
               <w:t xml:space="preserve">Адрес регистрации: </w:t>
             </w:r>
             <w:r>
-              <w:t xml:space="preserve">Одинцово, Тверская 35</w:t>
+              <w:t xml:space="preserve">Новосибирск Гагарина 14/2 кв 65</w:t>
             </w:r>
           </w:p>
           <w:p>
@@ -698,7 +734,7 @@
               <w:t xml:space="preserve">Паспорт </w:t>
             </w:r>
             <w:r>
-              <w:t xml:space="preserve">41 06 455557</w:t>
+              <w:t xml:space="preserve">23 14 913865</w:t>
             </w:r>
             <w:r>
               <w:t xml:space="preserve">, выдан ОВД «Тропарёво» г. Москвы 22.10.2013</w:t>
@@ -707,21 +743,21 @@
               <w:t xml:space="preserve">, код подразделения </w:t>
             </w:r>
             <w:r>
-              <w:t xml:space="preserve">201-682</w:t>
-            </w:r>
-          </w:p>
-          <w:p>
-            <w:r>
-              <w:t xml:space="preserve">СНИЛС </w:t>
-            </w:r>
-            <w:r>
-              <w:t xml:space="preserve">107-481-709 55</w:t>
+              <w:t xml:space="preserve">682-910</w:t>
+            </w:r>
+          </w:p>
+          <w:p>
+            <w:r>
+              <w:t xml:space="preserve">снилс: </w:t>
+            </w:r>
+            <w:r>
+              <w:t xml:space="preserve">074-817-093 85</w:t>
             </w:r>
             <w:r>
               <w:t xml:space="preserve"> ИНН </w:t>
             </w:r>
             <w:r>
-              <w:t xml:space="preserve">444921933251</w:t>
+              <w:t xml:space="preserve">449219332112</w:t>
             </w:r>
           </w:p>
           <w:p>
@@ -729,7 +765,7 @@
               <w:t xml:space="preserve">Тел.: </w:t>
             </w:r>
             <w:r>
-              <w:t xml:space="preserve">+7 (495) 533-66-47</w:t>
+              <w:t xml:space="preserve">+7 (495) 833-50-35</w:t>
             </w:r>
           </w:p>
           <w:p>
@@ -737,7 +773,7 @@
               <w:t xml:space="preserve">E-mail: </w:t>
             </w:r>
             <w:r>
-              <w:t xml:space="preserve">belyaev@bk.ru</w:t>
+              <w:t xml:space="preserve">petrova@romashka.ru</w:t>
             </w:r>
           </w:p>
           <w:p/>
@@ -746,7 +782,7 @@
               <w:t xml:space="preserve">______________ </w:t>
             </w:r>
             <w:r>
-              <w:t xml:space="preserve">Беляев А. И.</w:t>
+              <w:t xml:space="preserve">Петрова Л. С.</w:t>
             </w:r>
           </w:p>
         </w:tc>
@@ -774,7 +810,7 @@
         <w:t xml:space="preserve">Заказчик: _______________ /</w:t>
       </w:r>
       <w:r>
-        <w:t xml:space="preserve">Беляев Андрей Иванович</w:t>
+        <w:t xml:space="preserve">Петрова Людмила Сергеевна</w:t>
       </w:r>
       <w:r>
         <w:t xml:space="preserve">/</w:t>
@@ -796,13 +832,13 @@
       <w:t xml:space="preserve">ИП Новиков А. Д. · </w:t>
     </w:r>
     <w:r>
-      <w:t xml:space="preserve">+7 (499) 178-68-96</w:t>
+      <w:t xml:space="preserve">+7 (846) 137-21-54</w:t>
     </w:r>
     <w:r>
       <w:t xml:space="preserve"> · </w:t>
     </w:r>
     <w:r>
-      <w:t xml:space="preserve">novikov@sibtrans.ru</w:t>
+      <w:t xml:space="preserve">novikov@romashka.ru</w:t>
     </w:r>
   </w:p>
 </w:hdr>

--- a/tests/corpus_v2/docs/works_0006.docx
+++ b/tests/corpus_v2/docs/works_0006.docx
@@ -340,241 +340,120 @@
         <w:t xml:space="preserve">.</w:t>
       </w:r>
     </w:p>
-    <w:p/>
-    <w:p>
-      <w:r>
-        <w:rPr>
-          <w:b/>
-        </w:rPr>
-        <w:t xml:space="preserve">3. МЕСТО И СРОКИ ИСПОЛНЕНИЯ</w:t>
-      </w:r>
-    </w:p>
-    <w:p>
-      <w:r>
-        <w:t xml:space="preserve">3.1. Место исполнения обязательств: </w:t>
-      </w:r>
-      <w:r>
-        <w:t xml:space="preserve">Воронеж, Советская 70</w:t>
-      </w:r>
-      <w:r>
-        <w:t xml:space="preserve">.</w:t>
-      </w:r>
-    </w:p>
-    <w:p>
-      <w:r>
-        <w:t xml:space="preserve">3.2. Уведомления направляются </w:t>
-      </w:r>
-      <w:r>
-        <w:t xml:space="preserve">Петровой Людмиле Сергеевне</w:t>
-      </w:r>
-      <w:r>
-        <w:t xml:space="preserve"> по телефону </w:t>
-      </w:r>
-      <w:r>
-        <w:t xml:space="preserve">+7 (843) 217-18-62</w:t>
-      </w:r>
-      <w:r>
-        <w:t xml:space="preserve">.</w:t>
-      </w:r>
-    </w:p>
-    <w:p>
-      <w:r>
-        <w:t xml:space="preserve">3.3. Срок исполнения обязательств — </w:t>
-      </w:r>
-      <w:r>
-        <w:t xml:space="preserve">не позднее 22.11.2025</w:t>
-      </w:r>
-      <w:r>
-        <w:t xml:space="preserve">.</w:t>
-      </w:r>
-    </w:p>
-    <w:p/>
-    <w:p>
-      <w:r>
-        <w:rPr>
-          <w:b/>
-        </w:rPr>
-        <w:t xml:space="preserve">4. ПРОЧИЕ УСЛОВИЯ</w:t>
-      </w:r>
-    </w:p>
-    <w:p>
-      <w:r>
-        <w:t xml:space="preserve">4.1. </w:t>
-      </w:r>
-      <w:r>
-        <w:t xml:space="preserve">Стороны несут ответственность за неисполнение или ненадлежащее исполнение обязательств в соответствии с законодательством Российской Федерации.</w:t>
-      </w:r>
-    </w:p>
-    <w:p>
-      <w:r>
-        <w:t xml:space="preserve">4.2. </w:t>
-      </w:r>
-      <w:r>
-        <w:t xml:space="preserve">Размер неустойки за нарушение сроков оплаты: </w:t>
-      </w:r>
-      <w:r>
-        <w:t xml:space="preserve">1/300 ключевой ставки ЦБ РФ от цены Договора</w:t>
-      </w:r>
-      <w:r>
-        <w:t xml:space="preserve">. Предельный размер ответственности: </w:t>
-      </w:r>
-      <w:r>
-        <w:t xml:space="preserve">1/150 ключевой ставки ЦБ РФ от общей суммы счета</w:t>
-      </w:r>
-      <w:r>
-        <w:t xml:space="preserve">, но не более </w:t>
-      </w:r>
-      <w:r>
-        <w:t xml:space="preserve">12% от цены Договора</w:t>
-      </w:r>
-      <w:r>
-        <w:t xml:space="preserve">.</w:t>
-      </w:r>
-    </w:p>
-    <w:p>
-      <w:r>
-        <w:t xml:space="preserve">4.3. </w:t>
-      </w:r>
-      <w:r>
-        <w:t xml:space="preserve">Стороны освобождаются от ответственности при наступлении обстоятельств непреодолимой силы, если они прямо повлияли на исполнение обязательств.</w:t>
-      </w:r>
-    </w:p>
-    <w:p>
-      <w:r>
-        <w:t xml:space="preserve">4.4. </w:t>
-      </w:r>
-      <w:r>
-        <w:t xml:space="preserve">Сторона, для которой создалась невозможность исполнения, обязана уведомить другую Сторону. Срок уведомления — </w:t>
-      </w:r>
-      <w:r>
-        <w:t xml:space="preserve">в течение 7 (Семи) рабочих дней с момента выставления счета</w:t>
-      </w:r>
-      <w:r>
-        <w:t xml:space="preserve">.</w:t>
-      </w:r>
-    </w:p>
-    <w:p>
-      <w:r>
-        <w:t xml:space="preserve">4.5. </w:t>
-      </w:r>
-      <w:r>
-        <w:t xml:space="preserve">Все споры и разногласия решаются путём переговоров. Претензионный порядок обязателен, срок ответа на претензию — </w:t>
-      </w:r>
-      <w:r>
-        <w:t xml:space="preserve">в течение 30 (Тридцати) банковских дней с момента поступления денежных средств на расчетный счет</w:t>
-      </w:r>
-      <w:r>
-        <w:t xml:space="preserve">.</w:t>
-      </w:r>
-    </w:p>
-    <w:p/>
-    <w:p/>
-    <w:p>
-      <w:r>
-        <w:rPr>
-          <w:b/>
-        </w:rPr>
-        <w:t xml:space="preserve">10. ДОПОЛНИТЕЛЬНЫЕ СВЕДЕНИЯ О СТОРОНАХ</w:t>
-      </w:r>
-    </w:p>
-    <w:p>
-      <w:r>
-        <w:t xml:space="preserve">Уполномоченный представитель: </w:t>
-      </w:r>
-      <w:r>
-        <w:t xml:space="preserve">Но­виков‍ Андрей Дмитриевич</w:t>
-      </w:r>
-    </w:p>
-    <w:p>
-      <w:r>
-        <w:t xml:space="preserve">Согласовано: </w:t>
-      </w:r>
-      <w:r>
-        <w:t xml:space="preserve">пЕтРоВа Людмила</w:t>
-      </w:r>
-    </w:p>
-    <w:p/>
-    <w:p/>
-    <w:p>
-      <w:r>
-        <w:rPr>
-          <w:b/>
-        </w:rPr>
-        <w:t xml:space="preserve">9. КОНТРОЛЬНЫЕ ВЕЛИЧИНЫ</w:t>
-      </w:r>
-    </w:p>
-    <w:p>
-      <w:r>
-        <w:t xml:space="preserve">9.1. Контрольная запись: </w:t>
-      </w:r>
-      <w:r>
-        <w:rPr>
-          <w:b/>
-        </w:rPr>
-        <w:t xml:space="preserve">26/20</w:t>
-      </w:r>
-      <w:r>
-        <w:t xml:space="preserve">23-А</w:t>
-      </w:r>
-      <w:r>
-        <w:t xml:space="preserve">.</w:t>
-      </w:r>
-    </w:p>
-    <w:p>
-      <w:r>
-        <w:t xml:space="preserve">9.2. Контрольная запись: </w:t>
-      </w:r>
-      <w:r>
-        <w:rPr>
-          <w:b/>
-        </w:rPr>
-        <w:t xml:space="preserve">не более 9</w:t>
-      </w:r>
-      <w:r>
-        <w:t xml:space="preserve">18 000,96 (Девятисот восемнадцати тысяч) RUB</w:t>
-      </w:r>
-      <w:r>
-        <w:t xml:space="preserve">.</w:t>
-      </w:r>
-    </w:p>
-    <w:p>
-      <w:r>
-        <w:t xml:space="preserve">9.3. Контрольная запись: </w:t>
-      </w:r>
-      <w:r>
-        <w:rPr>
-          <w:b/>
-        </w:rPr>
-        <w:t xml:space="preserve">2</w:t>
-      </w:r>
-      <w:r>
-        <w:t xml:space="preserve">0% за каждый день просрочки</w:t>
-      </w:r>
-      <w:r>
-        <w:t xml:space="preserve">.</w:t>
-      </w:r>
-    </w:p>
-    <w:p>
-      <w:r>
-        <w:t xml:space="preserve">9.4. Контрольная запись: </w:t>
-      </w:r>
-      <w:r>
-        <w:t xml:space="preserve">в течение 6 0  календарных дней с момента заключения контракта</w:t>
-      </w:r>
-      <w:r>
-        <w:t xml:space="preserve">.</w:t>
-      </w:r>
-    </w:p>
-    <w:p/>
-    <w:p>
-      <w:r>
-        <w:rPr>
-          <w:b/>
-        </w:rPr>
-        <w:t xml:space="preserve">РЕКВИЗИТЫ И ПОДПИСИ СТОРОН</w:t>
-      </w:r>
-    </w:p>
-    <w:p/>
+    <w:p>
+      <w:r>
+        <w:t xml:space="preserve">2.5. </w:t>
+      </w:r>
+      <w:r>
+        <w:t xml:space="preserve">Товар маркирован штрихкодом </w:t>
+      </w:r>
+      <w:r>
+        <w:t xml:space="preserve">4608860125473</w:t>
+      </w:r>
+      <w:r>
+        <w:t xml:space="preserve">. Код контрагента по ОКПО — </w:t>
+      </w:r>
+      <w:r>
+        <w:t xml:space="preserve">4559885253</w:t>
+      </w:r>
+      <w:r>
+        <w:t xml:space="preserve">. Оборудование учтено под инвентарным номером </w:t>
+      </w:r>
+      <w:r>
+        <w:t xml:space="preserve">049114128</w:t>
+      </w:r>
+      <w:r>
+        <w:t xml:space="preserve">, складской позиции присвоен номер </w:t>
+      </w:r>
+      <w:r>
+        <w:t xml:space="preserve">989160357</w:t>
+      </w:r>
+      <w:r>
+        <w:t xml:space="preserve">.</w:t>
+      </w:r>
+    </w:p>
+    <w:p>
+      <w:r>
+        <w:t xml:space="preserve">2.6. </w:t>
+      </w:r>
+      <w:r>
+        <w:t xml:space="preserve">Оплата по счёту-фактуре на КБК </w:t>
+      </w:r>
+      <w:r>
+        <w:t xml:space="preserve">18210101011011000169</w:t>
+      </w:r>
+      <w:r>
+        <w:t xml:space="preserve">. ИНН не присвоен, регистрационный № </w:t>
+      </w:r>
+      <w:r>
+        <w:t xml:space="preserve">4055674194</w:t>
+      </w:r>
+      <w:r>
+        <w:t xml:space="preserve">. ИНН не присвоен, платёжный документ № </w:t>
+      </w:r>
+      <w:r>
+        <w:t xml:space="preserve">740489128723</w:t>
+      </w:r>
+      <w:r>
+        <w:t xml:space="preserve">. Заказчик действует в лице </w:t>
+      </w:r>
+      <w:r>
+        <w:t xml:space="preserve">уполномоченного представителя</w:t>
+      </w:r>
+      <w:r>
+        <w:t xml:space="preserve">, назначаемого приказом.</w:t>
+      </w:r>
+    </w:p>
+    <w:p>
+      <w:r>
+        <w:t xml:space="preserve">2.7. </w:t>
+      </w:r>
+      <w:r>
+        <w:t xml:space="preserve">Массовая доля влаги в товаре — </w:t>
+      </w:r>
+      <w:r>
+        <w:t xml:space="preserve">не более 9 %</w:t>
+      </w:r>
+      <w:r>
+        <w:t xml:space="preserve">. Товар подлежит хранению </w:t>
+      </w:r>
+      <w:r>
+        <w:t xml:space="preserve">в течение 24 часов</w:t>
+      </w:r>
+      <w:r>
+        <w:t xml:space="preserve"> при температуре не выше +4 °C. Срок исковой давности по требованиям, вытекающим из Договора, составляет </w:t>
+      </w:r>
+      <w:r>
+        <w:t xml:space="preserve">в течение трёх лет</w:t>
+      </w:r>
+      <w:r>
+        <w:t xml:space="preserve">, как установлено статьёй 196 Гражданского кодекса Российской Федерации. Обработка данных ведётся согласно Федеральному закону от 27.07.2006 № 152-ФЗ </w:t>
+      </w:r>
+      <w:r>
+        <w:t xml:space="preserve">«О персональных данных»</w:t>
+      </w:r>
+      <w:r>
+        <w:t xml:space="preserve">. Товар поставляется под маркой </w:t>
+      </w:r>
+      <w:r>
+        <w:t xml:space="preserve">«Стандарт»</w:t>
+      </w:r>
+      <w:r>
+        <w:t xml:space="preserve">. Влажность определяется </w:t>
+      </w:r>
+      <w:r>
+        <w:t xml:space="preserve">по методу Кьельдаля</w:t>
+      </w:r>
+      <w:r>
+        <w:t xml:space="preserve">. Споры передаются на рассмотрение в Арбитражный суд </w:t>
+      </w:r>
+      <w:r>
+        <w:t xml:space="preserve">города Москвы</w:t>
+      </w:r>
+      <w:r>
+        <w:t xml:space="preserve">.</w:t>
+      </w:r>
+    </w:p>
     <w:tbl>
       <w:tblPr>
         <w:tblW w:w="9360" w:type="dxa"/>
@@ -598,101 +477,7 @@
           </w:tcPr>
           <w:p>
             <w:r>
-              <w:rPr>
-                <w:b/>
-              </w:rPr>
-              <w:t xml:space="preserve">Подрядчик:</w:t>
-            </w:r>
-          </w:p>
-          <w:p>
-            <w:r>
-              <w:t xml:space="preserve">Новиков Андрей Дмитриевич</w:t>
-            </w:r>
-          </w:p>
-          <w:p>
-            <w:r>
-              <w:t xml:space="preserve">Дата рождения: </w:t>
-            </w:r>
-            <w:r>
-              <w:t xml:space="preserve">17.01.1996</w:t>
-            </w:r>
-          </w:p>
-          <w:p>
-            <w:r>
-              <w:t xml:space="preserve">Адрес регистрации: </w:t>
-            </w:r>
-            <w:r>
-              <w:t xml:space="preserve">Химки, Баумана 57</w:t>
-            </w:r>
-          </w:p>
-          <w:p>
-            <w:r>
-              <w:t xml:space="preserve">Паспорт </w:t>
-            </w:r>
-            <w:r>
-              <w:t xml:space="preserve">52 16 194535</w:t>
-            </w:r>
-            <w:r>
-              <w:t xml:space="preserve">, выдан ОУФМС России по Тверской области в Заволжском р-не 13.05.2015</w:t>
-            </w:r>
-            <w:r>
-              <w:t xml:space="preserve">, код подразделения </w:t>
-            </w:r>
-            <w:r>
-              <w:t xml:space="preserve">683-281</w:t>
-            </w:r>
-          </w:p>
-          <w:p>
-            <w:r>
-              <w:t xml:space="preserve">снилс: </w:t>
-            </w:r>
-            <w:r>
-              <w:t xml:space="preserve">794-151-278 24</w:t>
-            </w:r>
-            <w:r>
-              <w:t xml:space="preserve"> ИНН </w:t>
-            </w:r>
-            <w:r>
-              <w:t xml:space="preserve">832111819551</w:t>
-            </w:r>
-          </w:p>
-          <w:p>
-            <w:r>
-              <w:t xml:space="preserve">Тел.: </w:t>
-            </w:r>
-            <w:r>
-              <w:t xml:space="preserve">+7 (812) 647-28-19</w:t>
-            </w:r>
-          </w:p>
-          <w:p>
-            <w:r>
-              <w:t xml:space="preserve">E-mail: </w:t>
-            </w:r>
-            <w:r>
-              <w:t xml:space="preserve">novikov@sibtrans.ru</w:t>
-            </w:r>
-          </w:p>
-          <w:p/>
-          <w:p>
-            <w:r>
-              <w:t xml:space="preserve">______________ </w:t>
-            </w:r>
-            <w:r>
-              <w:t xml:space="preserve">Новиков А. Д.</w:t>
-            </w:r>
-          </w:p>
-          <w:p>
-            <w:r>
-              <w:t xml:space="preserve">Согласовано: </w:t>
-            </w:r>
-            <w:r>
-              <w:rPr>
-                <w:b/>
-              </w:rPr>
-              <w:t xml:space="preserve">Новиков Андр</w:t>
-            </w:r>
-            <w:r>
-              <w:t xml:space="preserve">ей Дмитриевич</w:t>
+              <w:t xml:space="preserve">8</w:t>
             </w:r>
           </w:p>
         </w:tc>
@@ -702,6 +487,374 @@
           </w:tcPr>
           <w:p>
             <w:r>
+              <w:t xml:space="preserve">3881938384</w:t>
+            </w:r>
+          </w:p>
+        </w:tc>
+      </w:tr>
+    </w:tbl>
+    <w:p/>
+    <w:p>
+      <w:r>
+        <w:rPr>
+          <w:b/>
+        </w:rPr>
+        <w:t xml:space="preserve">3. МЕСТО И СРОКИ ИСПОЛНЕНИЯ</w:t>
+      </w:r>
+    </w:p>
+    <w:p>
+      <w:r>
+        <w:t xml:space="preserve">3.1. Место исполнения обязательств: </w:t>
+      </w:r>
+      <w:r>
+        <w:t xml:space="preserve">Сергиев Посад Пушкина 26/4 кв 41</w:t>
+      </w:r>
+      <w:r>
+        <w:t xml:space="preserve">.</w:t>
+      </w:r>
+    </w:p>
+    <w:p>
+      <w:r>
+        <w:t xml:space="preserve">3.2. Уведомления направляются </w:t>
+      </w:r>
+      <w:r>
+        <w:t xml:space="preserve">Петровой Людмиле Сергеевне</w:t>
+      </w:r>
+      <w:r>
+        <w:t xml:space="preserve"> по телефону </w:t>
+      </w:r>
+      <w:r>
+        <w:t xml:space="preserve">+7 (383) 764-93-22</w:t>
+      </w:r>
+      <w:r>
+        <w:t xml:space="preserve">.</w:t>
+      </w:r>
+    </w:p>
+    <w:p>
+      <w:r>
+        <w:t xml:space="preserve">3.3. Срок исполнения обязательств — </w:t>
+      </w:r>
+      <w:r>
+        <w:t xml:space="preserve">не позднее 08.12.2025</w:t>
+      </w:r>
+      <w:r>
+        <w:t xml:space="preserve">.</w:t>
+      </w:r>
+    </w:p>
+    <w:p/>
+    <w:p>
+      <w:r>
+        <w:rPr>
+          <w:b/>
+        </w:rPr>
+        <w:t xml:space="preserve">4. ПРОЧИЕ УСЛОВИЯ</w:t>
+      </w:r>
+    </w:p>
+    <w:p>
+      <w:r>
+        <w:t xml:space="preserve">4.1. </w:t>
+      </w:r>
+      <w:r>
+        <w:t xml:space="preserve">Стороны несут ответственность за неисполнение или ненадлежащее исполнение обязательств в соответствии с законодательством Российской Федерации.</w:t>
+      </w:r>
+    </w:p>
+    <w:p>
+      <w:r>
+        <w:t xml:space="preserve">4.2. </w:t>
+      </w:r>
+      <w:r>
+        <w:t xml:space="preserve">Размер неустойки за нарушение сроков оплаты: </w:t>
+      </w:r>
+      <w:r>
+        <w:t xml:space="preserve">1/300 ключевой ставки ЦБ РФ от цены Договора</w:t>
+      </w:r>
+      <w:r>
+        <w:t xml:space="preserve">. Предельный размер ответственности: </w:t>
+      </w:r>
+      <w:r>
+        <w:t xml:space="preserve">1/150 ключевой ставки ЦБ РФ от общей суммы счета</w:t>
+      </w:r>
+      <w:r>
+        <w:t xml:space="preserve">, но не более </w:t>
+      </w:r>
+      <w:r>
+        <w:t xml:space="preserve">12% от цены Договора</w:t>
+      </w:r>
+      <w:r>
+        <w:t xml:space="preserve">.</w:t>
+      </w:r>
+    </w:p>
+    <w:p>
+      <w:r>
+        <w:t xml:space="preserve">4.3. </w:t>
+      </w:r>
+      <w:r>
+        <w:t xml:space="preserve">Стороны освобождаются от ответственности при наступлении обстоятельств непреодолимой силы, если они прямо повлияли на исполнение обязательств.</w:t>
+      </w:r>
+    </w:p>
+    <w:p>
+      <w:r>
+        <w:t xml:space="preserve">4.4. </w:t>
+      </w:r>
+      <w:r>
+        <w:t xml:space="preserve">Сторона, для которой создалась невозможность исполнения, обязана уведомить другую Сторону. Срок уведомления — </w:t>
+      </w:r>
+      <w:r>
+        <w:t xml:space="preserve">в течение 5 (Пяти) рабочих дней с момента выставления счета</w:t>
+      </w:r>
+      <w:r>
+        <w:t xml:space="preserve">.</w:t>
+      </w:r>
+    </w:p>
+    <w:p>
+      <w:r>
+        <w:t xml:space="preserve">4.5. </w:t>
+      </w:r>
+      <w:r>
+        <w:t xml:space="preserve">Все споры и разногласия решаются путём переговоров. Претензионный порядок обязателен, срок ответа на претензию — </w:t>
+      </w:r>
+      <w:r>
+        <w:t xml:space="preserve">в течение 30 (Тридцати) банковских дней с момента поступления денежных средств на расчетный счет</w:t>
+      </w:r>
+      <w:r>
+        <w:t xml:space="preserve">.</w:t>
+      </w:r>
+    </w:p>
+    <w:p/>
+    <w:p/>
+    <w:p>
+      <w:r>
+        <w:rPr>
+          <w:b/>
+        </w:rPr>
+        <w:t xml:space="preserve">10. ДОПОЛНИТЕЛЬНЫЕ СВЕДЕНИЯ О СТОРОНАХ</w:t>
+      </w:r>
+    </w:p>
+    <w:p>
+      <w:r>
+        <w:t xml:space="preserve">Уполномоченный представитель: </w:t>
+      </w:r>
+      <w:r>
+        <w:t xml:space="preserve">Но­виков‍ Андрей Дмитриевич</w:t>
+      </w:r>
+    </w:p>
+    <w:p>
+      <w:r>
+        <w:t xml:space="preserve">Согласовано: </w:t>
+      </w:r>
+      <w:r>
+        <w:t xml:space="preserve">пЕтРоВа Людмила</w:t>
+      </w:r>
+    </w:p>
+    <w:p/>
+    <w:p/>
+    <w:p>
+      <w:r>
+        <w:rPr>
+          <w:b/>
+        </w:rPr>
+        <w:t xml:space="preserve">9. КОНТРОЛЬНЫЕ ВЕЛИЧИНЫ</w:t>
+      </w:r>
+    </w:p>
+    <w:p>
+      <w:r>
+        <w:t xml:space="preserve">9.1. Контрольная запись: </w:t>
+      </w:r>
+      <w:r>
+        <w:rPr>
+          <w:b/>
+        </w:rPr>
+        <w:t xml:space="preserve">57/20</w:t>
+      </w:r>
+      <w:r>
+        <w:t xml:space="preserve">24-Д</w:t>
+      </w:r>
+      <w:r>
+        <w:t xml:space="preserve">.</w:t>
+      </w:r>
+    </w:p>
+    <w:p>
+      <w:r>
+        <w:t xml:space="preserve">9.2. Контрольная запись: </w:t>
+      </w:r>
+      <w:r>
+        <w:rPr>
+          <w:b/>
+        </w:rPr>
+        <w:t xml:space="preserve">не более 1 7</w:t>
+      </w:r>
+      <w:r>
+        <w:t xml:space="preserve">40 000,13 (Одного миллиона семисот сорока тысяч) RUB</w:t>
+      </w:r>
+      <w:r>
+        <w:t xml:space="preserve">.</w:t>
+      </w:r>
+    </w:p>
+    <w:p>
+      <w:r>
+        <w:t xml:space="preserve">9.3. Контрольная запись: </w:t>
+      </w:r>
+      <w:r>
+        <w:rPr>
+          <w:b/>
+        </w:rPr>
+        <w:t xml:space="preserve">2</w:t>
+      </w:r>
+      <w:r>
+        <w:t xml:space="preserve">1% за каждый день просрочки</w:t>
+      </w:r>
+      <w:r>
+        <w:t xml:space="preserve">.</w:t>
+      </w:r>
+    </w:p>
+    <w:p>
+      <w:r>
+        <w:t xml:space="preserve">9.4. Контрольная запись: </w:t>
+      </w:r>
+      <w:r>
+        <w:t xml:space="preserve">в течение 1 0  календарных дней с момента заключения контракта</w:t>
+      </w:r>
+      <w:r>
+        <w:t xml:space="preserve">.</w:t>
+      </w:r>
+    </w:p>
+    <w:p/>
+    <w:p>
+      <w:r>
+        <w:rPr>
+          <w:b/>
+        </w:rPr>
+        <w:t xml:space="preserve">РЕКВИЗИТЫ И ПОДПИСИ СТОРОН</w:t>
+      </w:r>
+    </w:p>
+    <w:p/>
+    <w:tbl>
+      <w:tblPr>
+        <w:tblW w:w="9360" w:type="dxa"/>
+        <w:tblBorders>
+          <w:top w:val="single" w:sz="4" w:color="auto"/>
+          <w:left w:val="single" w:sz="4" w:color="auto"/>
+          <w:bottom w:val="single" w:sz="4" w:color="auto"/>
+          <w:right w:val="single" w:sz="4" w:color="auto"/>
+          <w:insideH w:val="single" w:sz="4" w:color="auto"/>
+          <w:insideV w:val="single" w:sz="4" w:color="auto"/>
+        </w:tblBorders>
+      </w:tblPr>
+      <w:tblGrid>
+        <w:gridCol w:w="4680"/>
+        <w:gridCol w:w="4680"/>
+      </w:tblGrid>
+      <w:tr>
+        <w:tc>
+          <w:tcPr>
+            <w:tcW w:w="4680" w:type="dxa"/>
+          </w:tcPr>
+          <w:p>
+            <w:r>
+              <w:rPr>
+                <w:b/>
+              </w:rPr>
+              <w:t xml:space="preserve">Подрядчик:</w:t>
+            </w:r>
+          </w:p>
+          <w:p>
+            <w:r>
+              <w:t xml:space="preserve">Новиков Андрей Дмитриевич</w:t>
+            </w:r>
+          </w:p>
+          <w:p>
+            <w:r>
+              <w:t xml:space="preserve">Дата рождения: </w:t>
+            </w:r>
+            <w:r>
+              <w:t xml:space="preserve">17.01.1996</w:t>
+            </w:r>
+          </w:p>
+          <w:p>
+            <w:r>
+              <w:t xml:space="preserve">Адрес регистрации: </w:t>
+            </w:r>
+            <w:r>
+              <w:t xml:space="preserve">Воронеж, Садовая 6</w:t>
+            </w:r>
+          </w:p>
+          <w:p>
+            <w:r>
+              <w:t xml:space="preserve">Паспорт </w:t>
+            </w:r>
+            <w:r>
+              <w:t xml:space="preserve">52 16 194535</w:t>
+            </w:r>
+            <w:r>
+              <w:t xml:space="preserve">, выдан ОУФМС России по Тверской области в Заволжском р-не 13.05.2015</w:t>
+            </w:r>
+            <w:r>
+              <w:t xml:space="preserve">, код подразделения </w:t>
+            </w:r>
+            <w:r>
+              <w:t xml:space="preserve">683-281</w:t>
+            </w:r>
+          </w:p>
+          <w:p>
+            <w:r>
+              <w:t xml:space="preserve">снилс: </w:t>
+            </w:r>
+            <w:r>
+              <w:t xml:space="preserve">794-151-278 24</w:t>
+            </w:r>
+            <w:r>
+              <w:t xml:space="preserve"> ИНН </w:t>
+            </w:r>
+            <w:r>
+              <w:t xml:space="preserve">832111819551</w:t>
+            </w:r>
+          </w:p>
+          <w:p>
+            <w:r>
+              <w:t xml:space="preserve">Тел.: </w:t>
+            </w:r>
+            <w:r>
+              <w:t xml:space="preserve">+7 (846) 137-21-54</w:t>
+            </w:r>
+          </w:p>
+          <w:p>
+            <w:r>
+              <w:t xml:space="preserve">E-mail: </w:t>
+            </w:r>
+            <w:r>
+              <w:t xml:space="preserve">novikov@romashka.ru</w:t>
+            </w:r>
+          </w:p>
+          <w:p/>
+          <w:p>
+            <w:r>
+              <w:t xml:space="preserve">______________ </w:t>
+            </w:r>
+            <w:r>
+              <w:t xml:space="preserve">Новиков А. Д.</w:t>
+            </w:r>
+          </w:p>
+          <w:p>
+            <w:r>
+              <w:t xml:space="preserve">Согласовано: </w:t>
+            </w:r>
+            <w:r>
+              <w:rPr>
+                <w:b/>
+              </w:rPr>
+              <w:t xml:space="preserve">Новиков Андр</w:t>
+            </w:r>
+            <w:r>
+              <w:t xml:space="preserve">ей Дмитриевич</w:t>
+            </w:r>
+          </w:p>
+        </w:tc>
+        <w:tc>
+          <w:tcPr>
+            <w:tcW w:w="4680" w:type="dxa"/>
+          </w:tcPr>
+          <w:p>
+            <w:r>
               <w:rPr>
                 <w:b/>
               </w:rPr>
@@ -726,7 +879,7 @@
               <w:t xml:space="preserve">Адрес регистрации: </w:t>
             </w:r>
             <w:r>
-              <w:t xml:space="preserve">Новосибирск Гагарина 14/2 кв 65</w:t>
+              <w:t xml:space="preserve">Красногорск, Кутузовский 8</w:t>
             </w:r>
           </w:p>
           <w:p>
@@ -765,7 +918,7 @@
               <w:t xml:space="preserve">Тел.: </w:t>
             </w:r>
             <w:r>
-              <w:t xml:space="preserve">+7 (495) 833-50-35</w:t>
+              <w:t xml:space="preserve">+7 (499) 934-52-76</w:t>
             </w:r>
           </w:p>
           <w:p>
@@ -773,7 +926,7 @@
               <w:t xml:space="preserve">E-mail: </w:t>
             </w:r>
             <w:r>
-              <w:t xml:space="preserve">petrova@romashka.ru</w:t>
+              <w:t xml:space="preserve">petrova@gmail.com</w:t>
             </w:r>
           </w:p>
           <w:p/>
@@ -832,13 +985,13 @@
       <w:t xml:space="preserve">ИП Новиков А. Д. · </w:t>
     </w:r>
     <w:r>
-      <w:t xml:space="preserve">+7 (846) 137-21-54</w:t>
+      <w:t xml:space="preserve">+7 (846) 647-94-73</w:t>
     </w:r>
     <w:r>
       <w:t xml:space="preserve"> · </w:t>
     </w:r>
     <w:r>
-      <w:t xml:space="preserve">novikov@romashka.ru</w:t>
+      <w:t xml:space="preserve">novikov@gmail.com</w:t>
     </w:r>
   </w:p>
 </w:hdr>

--- a/tests/corpus_v2/docs/works_0006.docx
+++ b/tests/corpus_v2/docs/works_0006.docx
@@ -66,13 +66,13 @@
         <w:t xml:space="preserve"> </w:t>
       </w:r>
       <w:r>
-        <w:t xml:space="preserve">13.05.2015</w:t>
+        <w:t xml:space="preserve">09.07.2011</w:t>
       </w:r>
       <w:r>
         <w:t xml:space="preserve">, код подразделения </w:t>
       </w:r>
       <w:r>
-        <w:t xml:space="preserve">683-281</w:t>
+        <w:t xml:space="preserve">555-683</w:t>
       </w:r>
       <w:r>
         <w:t xml:space="preserve">, именуемый в дальнейшем «Подрядчик»</w:t>
@@ -81,7 +81,7 @@
         <w:t xml:space="preserve">, с одной стороны, и </w:t>
       </w:r>
       <w:r>
-        <w:t xml:space="preserve">Петрова Людмила Сергеевна</w:t>
+        <w:t xml:space="preserve">Беляев Андрей Иванович</w:t>
       </w:r>
       <w:r>
         <w:t xml:space="preserve">, </w:t>
@@ -90,7 +90,7 @@
         <w:t xml:space="preserve">паспорт </w:t>
       </w:r>
       <w:r>
-        <w:t xml:space="preserve">23 14 913865</w:t>
+        <w:t xml:space="preserve">41 06 455557</w:t>
       </w:r>
       <w:r>
         <w:t xml:space="preserve">, выдан </w:t>
@@ -108,10 +108,10 @@
         <w:t xml:space="preserve">, код подразделения </w:t>
       </w:r>
       <w:r>
-        <w:t xml:space="preserve">682-910</w:t>
-      </w:r>
-      <w:r>
-        <w:t xml:space="preserve">, именуемая в дальнейшем «Заказчик»</w:t>
+        <w:t xml:space="preserve">201-682</w:t>
+      </w:r>
+      <w:r>
+        <w:t xml:space="preserve">, именуемый в дальнейшем «Заказчик»</w:t>
       </w:r>
       <w:r>
         <w:t xml:space="preserve">, с другой стороны, совместно именуемые «Стороны», заключили настоящий Договор № </w:t>
@@ -507,7 +507,7 @@
         <w:t xml:space="preserve">3.1. Место исполнения обязательств: </w:t>
       </w:r>
       <w:r>
-        <w:t xml:space="preserve">Сергиев Посад Пушкина 26/4 кв 41</w:t>
+        <w:t xml:space="preserve">620014, г. Екатеринбург, просп. Пушкина, д. 26, кв. 127</w:t>
       </w:r>
       <w:r>
         <w:t xml:space="preserve">.</w:t>
@@ -518,13 +518,13 @@
         <w:t xml:space="preserve">3.2. Уведомления направляются </w:t>
       </w:r>
       <w:r>
-        <w:t xml:space="preserve">Петровой Людмиле Сергеевне</w:t>
+        <w:t xml:space="preserve">Беляеву Андрею Ивановичу</w:t>
       </w:r>
       <w:r>
         <w:t xml:space="preserve"> по телефону </w:t>
       </w:r>
       <w:r>
-        <w:t xml:space="preserve">+7 (383) 764-93-22</w:t>
+        <w:t xml:space="preserve">8-383-764-93-22</w:t>
       </w:r>
       <w:r>
         <w:t xml:space="preserve">.</w:t>
@@ -643,7 +643,7 @@
         <w:t xml:space="preserve">Согласовано: </w:t>
       </w:r>
       <w:r>
-        <w:t xml:space="preserve">пЕтРоВа Людмила</w:t>
+        <w:t xml:space="preserve">бЕлЯеВ Андрей</w:t>
       </w:r>
     </w:p>
     <w:p/>
@@ -767,7 +767,7 @@
               <w:t xml:space="preserve">Дата рождения: </w:t>
             </w:r>
             <w:r>
-              <w:t xml:space="preserve">17.01.1996</w:t>
+              <w:t xml:space="preserve">27.09.1988</w:t>
             </w:r>
           </w:p>
           <w:p>
@@ -775,7 +775,7 @@
               <w:t xml:space="preserve">Адрес регистрации: </w:t>
             </w:r>
             <w:r>
-              <w:t xml:space="preserve">Воронеж, Садовая 6</w:t>
+              <w:t xml:space="preserve">603000, г. Нижний Новгород, наб. Ленина, д. 41, кв. 51</w:t>
             </w:r>
           </w:p>
           <w:p>
@@ -786,27 +786,27 @@
               <w:t xml:space="preserve">52 16 194535</w:t>
             </w:r>
             <w:r>
-              <w:t xml:space="preserve">, выдан ОУФМС России по Тверской области в Заволжском р-не 13.05.2015</w:t>
+              <w:t xml:space="preserve">, выдан ОУФМС России по Тверской области в Заволжском р-не 09.07.2011</w:t>
             </w:r>
             <w:r>
               <w:t xml:space="preserve">, код подразделения </w:t>
             </w:r>
             <w:r>
-              <w:t xml:space="preserve">683-281</w:t>
-            </w:r>
-          </w:p>
-          <w:p>
-            <w:r>
-              <w:t xml:space="preserve">снилс: </w:t>
-            </w:r>
-            <w:r>
-              <w:t xml:space="preserve">794-151-278 24</w:t>
+              <w:t xml:space="preserve">555-683</w:t>
+            </w:r>
+          </w:p>
+          <w:p>
+            <w:r>
+              <w:t xml:space="preserve">СНИЛС </w:t>
+            </w:r>
+            <w:r>
+              <w:t xml:space="preserve">579-415-127 25</w:t>
             </w:r>
             <w:r>
               <w:t xml:space="preserve"> ИНН </w:t>
             </w:r>
             <w:r>
-              <w:t xml:space="preserve">832111819551</w:t>
+              <w:t xml:space="preserve">583211181910</w:t>
             </w:r>
           </w:p>
           <w:p>
@@ -814,7 +814,7 @@
               <w:t xml:space="preserve">Тел.: </w:t>
             </w:r>
             <w:r>
-              <w:t xml:space="preserve">+7 (846) 137-21-54</w:t>
+              <w:t xml:space="preserve">+7 846 137 21 54</w:t>
             </w:r>
           </w:p>
           <w:p>
@@ -863,7 +863,7 @@
           </w:p>
           <w:p>
             <w:r>
-              <w:t xml:space="preserve">Петрова Людмила Сергеевна</w:t>
+              <w:t xml:space="preserve">Беляев Андрей Иванович</w:t>
             </w:r>
           </w:p>
           <w:p>
@@ -879,7 +879,7 @@
               <w:t xml:space="preserve">Адрес регистрации: </w:t>
             </w:r>
             <w:r>
-              <w:t xml:space="preserve">Красногорск, Кутузовский 8</w:t>
+              <w:t xml:space="preserve">101000, г. Москва, просп. Кутузовский, д. 8, кв. 35</w:t>
             </w:r>
           </w:p>
           <w:p>
@@ -887,7 +887,7 @@
               <w:t xml:space="preserve">Паспорт </w:t>
             </w:r>
             <w:r>
-              <w:t xml:space="preserve">23 14 913865</w:t>
+              <w:t xml:space="preserve">41 06 455557</w:t>
             </w:r>
             <w:r>
               <w:t xml:space="preserve">, выдан ОВД «Тропарёво» г. Москвы 22.10.2013</w:t>
@@ -896,21 +896,21 @@
               <w:t xml:space="preserve">, код подразделения </w:t>
             </w:r>
             <w:r>
-              <w:t xml:space="preserve">682-910</w:t>
-            </w:r>
-          </w:p>
-          <w:p>
-            <w:r>
-              <w:t xml:space="preserve">снилс: </w:t>
-            </w:r>
-            <w:r>
-              <w:t xml:space="preserve">074-817-093 85</w:t>
+              <w:t xml:space="preserve">201-682</w:t>
+            </w:r>
+          </w:p>
+          <w:p>
+            <w:r>
+              <w:t xml:space="preserve">СНИЛС </w:t>
+            </w:r>
+            <w:r>
+              <w:t xml:space="preserve">107-481-709 55</w:t>
             </w:r>
             <w:r>
               <w:t xml:space="preserve"> ИНН </w:t>
             </w:r>
             <w:r>
-              <w:t xml:space="preserve">449219332112</w:t>
+              <w:t xml:space="preserve">444921933251</w:t>
             </w:r>
           </w:p>
           <w:p>
@@ -918,7 +918,7 @@
               <w:t xml:space="preserve">Тел.: </w:t>
             </w:r>
             <w:r>
-              <w:t xml:space="preserve">+7 (499) 934-52-76</w:t>
+              <w:t xml:space="preserve">8-383-770-39-92</w:t>
             </w:r>
           </w:p>
           <w:p>
@@ -926,7 +926,7 @@
               <w:t xml:space="preserve">E-mail: </w:t>
             </w:r>
             <w:r>
-              <w:t xml:space="preserve">petrova@gmail.com</w:t>
+              <w:t xml:space="preserve">belyaev@bk.ru</w:t>
             </w:r>
           </w:p>
           <w:p/>
@@ -935,7 +935,7 @@
               <w:t xml:space="preserve">______________ </w:t>
             </w:r>
             <w:r>
-              <w:t xml:space="preserve">Петрова Л. С.</w:t>
+              <w:t xml:space="preserve">Беляев А. И.</w:t>
             </w:r>
           </w:p>
         </w:tc>
@@ -944,6 +944,48 @@
     <w:p/>
     <w:p>
       <w:r>
+        <w:rPr>
+          <w:b/>
+        </w:rPr>
+        <w:t xml:space="preserve">ПРИЛОЖЕНИЕ № 1</w:t>
+      </w:r>
+      <w:r>
+        <w:rPr>
+          <w:b/>
+        </w:rPr>
+        <w:t xml:space="preserve"> к Договору</w:t>
+      </w:r>
+    </w:p>
+    <w:p>
+      <w:r>
+        <w:t xml:space="preserve">Адрес склада грузополучателя: </w:t>
+      </w:r>
+      <w:r>
+        <w:t xml:space="preserve">143000, г. Одинцово, просп. Лесная, д. 62, кв. 66</w:t>
+      </w:r>
+      <w:r>
+        <w:t xml:space="preserve">.</w:t>
+      </w:r>
+    </w:p>
+    <w:p>
+      <w:r>
+        <w:t xml:space="preserve">Кладовщик: </w:t>
+      </w:r>
+      <w:r>
+        <w:t xml:space="preserve">Смирнов Николай Николаевич</w:t>
+      </w:r>
+    </w:p>
+    <w:p>
+      <w:r>
+        <w:t xml:space="preserve">Тел. склада: </w:t>
+      </w:r>
+      <w:r>
+        <w:t xml:space="preserve">+7 (812) 866-64-35 доб. 994</w:t>
+      </w:r>
+    </w:p>
+    <w:p/>
+    <w:p>
+      <w:r>
         <w:t xml:space="preserve">Подписи сторон:</w:t>
       </w:r>
     </w:p>
@@ -963,7 +1005,7 @@
         <w:t xml:space="preserve">Заказчик: _______________ /</w:t>
       </w:r>
       <w:r>
-        <w:t xml:space="preserve">Петрова Людмила Сергеевна</w:t>
+        <w:t xml:space="preserve">Беляев Андрей Иванович</w:t>
       </w:r>
       <w:r>
         <w:t xml:space="preserve">/</w:t>
@@ -985,13 +1027,13 @@
       <w:t xml:space="preserve">ИП Новиков А. Д. · </w:t>
     </w:r>
     <w:r>
-      <w:t xml:space="preserve">+7 (846) 647-94-73</w:t>
+      <w:t xml:space="preserve">+7 (843) 458-77-83</w:t>
     </w:r>
     <w:r>
       <w:t xml:space="preserve"> · </w:t>
     </w:r>
     <w:r>
-      <w:t xml:space="preserve">novikov@gmail.com</w:t>
+      <w:t xml:space="preserve">novikov@corp-tehno.ru</w:t>
     </w:r>
   </w:p>
 </w:hdr>

--- a/tests/corpus_v2/docs/works_0006.docx
+++ b/tests/corpus_v2/docs/works_0006.docx
@@ -493,241 +493,34 @@
         </w:tc>
       </w:tr>
     </w:tbl>
-    <w:p/>
-    <w:p>
-      <w:r>
-        <w:rPr>
-          <w:b/>
-        </w:rPr>
-        <w:t xml:space="preserve">3. МЕСТО И СРОКИ ИСПОЛНЕНИЯ</w:t>
-      </w:r>
-    </w:p>
-    <w:p>
-      <w:r>
-        <w:t xml:space="preserve">3.1. Место исполнения обязательств: </w:t>
-      </w:r>
-      <w:r>
-        <w:t xml:space="preserve">620014, г. Екатеринбург, просп. Пушкина, д. 26, кв. 127</w:t>
-      </w:r>
-      <w:r>
-        <w:t xml:space="preserve">.</w:t>
-      </w:r>
-    </w:p>
-    <w:p>
-      <w:r>
-        <w:t xml:space="preserve">3.2. Уведомления направляются </w:t>
-      </w:r>
-      <w:r>
-        <w:t xml:space="preserve">Беляеву Андрею Ивановичу</w:t>
-      </w:r>
-      <w:r>
-        <w:t xml:space="preserve"> по телефону </w:t>
-      </w:r>
-      <w:r>
-        <w:t xml:space="preserve">8-383-764-93-22</w:t>
-      </w:r>
-      <w:r>
-        <w:t xml:space="preserve">.</w:t>
-      </w:r>
-    </w:p>
-    <w:p>
-      <w:r>
-        <w:t xml:space="preserve">3.3. Срок исполнения обязательств — </w:t>
-      </w:r>
-      <w:r>
-        <w:t xml:space="preserve">не позднее 08.12.2025</w:t>
-      </w:r>
-      <w:r>
-        <w:t xml:space="preserve">.</w:t>
-      </w:r>
-    </w:p>
-    <w:p/>
-    <w:p>
-      <w:r>
-        <w:rPr>
-          <w:b/>
-        </w:rPr>
-        <w:t xml:space="preserve">4. ПРОЧИЕ УСЛОВИЯ</w:t>
-      </w:r>
-    </w:p>
-    <w:p>
-      <w:r>
-        <w:t xml:space="preserve">4.1. </w:t>
-      </w:r>
-      <w:r>
-        <w:t xml:space="preserve">Стороны несут ответственность за неисполнение или ненадлежащее исполнение обязательств в соответствии с законодательством Российской Федерации.</w:t>
-      </w:r>
-    </w:p>
-    <w:p>
-      <w:r>
-        <w:t xml:space="preserve">4.2. </w:t>
-      </w:r>
-      <w:r>
-        <w:t xml:space="preserve">Размер неустойки за нарушение сроков оплаты: </w:t>
-      </w:r>
-      <w:r>
-        <w:t xml:space="preserve">1/300 ключевой ставки ЦБ РФ от цены Договора</w:t>
-      </w:r>
-      <w:r>
-        <w:t xml:space="preserve">. Предельный размер ответственности: </w:t>
-      </w:r>
-      <w:r>
-        <w:t xml:space="preserve">1/150 ключевой ставки ЦБ РФ от общей суммы счета</w:t>
-      </w:r>
-      <w:r>
-        <w:t xml:space="preserve">, но не более </w:t>
-      </w:r>
-      <w:r>
-        <w:t xml:space="preserve">12% от цены Договора</w:t>
-      </w:r>
-      <w:r>
-        <w:t xml:space="preserve">.</w:t>
-      </w:r>
-    </w:p>
-    <w:p>
-      <w:r>
-        <w:t xml:space="preserve">4.3. </w:t>
-      </w:r>
-      <w:r>
-        <w:t xml:space="preserve">Стороны освобождаются от ответственности при наступлении обстоятельств непреодолимой силы, если они прямо повлияли на исполнение обязательств.</w:t>
-      </w:r>
-    </w:p>
-    <w:p>
-      <w:r>
-        <w:t xml:space="preserve">4.4. </w:t>
-      </w:r>
-      <w:r>
-        <w:t xml:space="preserve">Сторона, для которой создалась невозможность исполнения, обязана уведомить другую Сторону. Срок уведомления — </w:t>
-      </w:r>
-      <w:r>
-        <w:t xml:space="preserve">в течение 5 (Пяти) рабочих дней с момента выставления счета</w:t>
-      </w:r>
-      <w:r>
-        <w:t xml:space="preserve">.</w:t>
-      </w:r>
-    </w:p>
-    <w:p>
-      <w:r>
-        <w:t xml:space="preserve">4.5. </w:t>
-      </w:r>
-      <w:r>
-        <w:t xml:space="preserve">Все споры и разногласия решаются путём переговоров. Претензионный порядок обязателен, срок ответа на претензию — </w:t>
-      </w:r>
-      <w:r>
-        <w:t xml:space="preserve">в течение 30 (Тридцати) банковских дней с момента поступления денежных средств на расчетный счет</w:t>
-      </w:r>
-      <w:r>
-        <w:t xml:space="preserve">.</w:t>
-      </w:r>
-    </w:p>
-    <w:p/>
-    <w:p/>
-    <w:p>
-      <w:r>
-        <w:rPr>
-          <w:b/>
-        </w:rPr>
-        <w:t xml:space="preserve">10. ДОПОЛНИТЕЛЬНЫЕ СВЕДЕНИЯ О СТОРОНАХ</w:t>
-      </w:r>
-    </w:p>
-    <w:p>
-      <w:r>
-        <w:t xml:space="preserve">Уполномоченный представитель: </w:t>
-      </w:r>
-      <w:r>
-        <w:t xml:space="preserve">Но­виков‍ Андрей Дмитриевич</w:t>
-      </w:r>
-    </w:p>
-    <w:p>
-      <w:r>
-        <w:t xml:space="preserve">Согласовано: </w:t>
-      </w:r>
-      <w:r>
-        <w:t xml:space="preserve">бЕлЯеВ Андрей</w:t>
-      </w:r>
-    </w:p>
-    <w:p/>
-    <w:p/>
-    <w:p>
-      <w:r>
-        <w:rPr>
-          <w:b/>
-        </w:rPr>
-        <w:t xml:space="preserve">9. КОНТРОЛЬНЫЕ ВЕЛИЧИНЫ</w:t>
-      </w:r>
-    </w:p>
-    <w:p>
-      <w:r>
-        <w:t xml:space="preserve">9.1. Контрольная запись: </w:t>
-      </w:r>
-      <w:r>
-        <w:rPr>
-          <w:b/>
-        </w:rPr>
-        <w:t xml:space="preserve">57/20</w:t>
-      </w:r>
-      <w:r>
-        <w:t xml:space="preserve">24-Д</w:t>
-      </w:r>
-      <w:r>
-        <w:t xml:space="preserve">.</w:t>
-      </w:r>
-    </w:p>
-    <w:p>
-      <w:r>
-        <w:t xml:space="preserve">9.2. Контрольная запись: </w:t>
-      </w:r>
-      <w:r>
-        <w:rPr>
-          <w:b/>
-        </w:rPr>
-        <w:t xml:space="preserve">не более 1 7</w:t>
-      </w:r>
-      <w:r>
-        <w:t xml:space="preserve">40 000,13 (Одного миллиона семисот сорока тысяч) RUB</w:t>
-      </w:r>
-      <w:r>
-        <w:t xml:space="preserve">.</w:t>
-      </w:r>
-    </w:p>
-    <w:p>
-      <w:r>
-        <w:t xml:space="preserve">9.3. Контрольная запись: </w:t>
-      </w:r>
-      <w:r>
-        <w:rPr>
-          <w:b/>
-        </w:rPr>
-        <w:t xml:space="preserve">2</w:t>
-      </w:r>
-      <w:r>
-        <w:t xml:space="preserve">1% за каждый день просрочки</w:t>
-      </w:r>
-      <w:r>
-        <w:t xml:space="preserve">.</w:t>
-      </w:r>
-    </w:p>
-    <w:p>
-      <w:r>
-        <w:t xml:space="preserve">9.4. Контрольная запись: </w:t>
-      </w:r>
-      <w:r>
-        <w:t xml:space="preserve">в течение 1 0  календарных дней с момента заключения контракта</w:t>
-      </w:r>
-      <w:r>
-        <w:t xml:space="preserve">.</w:t>
-      </w:r>
-    </w:p>
-    <w:p/>
-    <w:p>
-      <w:r>
-        <w:rPr>
-          <w:b/>
-        </w:rPr>
-        <w:t xml:space="preserve">РЕКВИЗИТЫ И ПОДПИСИ СТОРОН</w:t>
-      </w:r>
-    </w:p>
-    <w:p/>
+    <w:p>
+      <w:r>
+        <w:t xml:space="preserve">2.8. </w:t>
+      </w:r>
+      <w:r>
+        <w:t xml:space="preserve">Платёж по налогу перечисляется на код бюджетной классификации </w:t>
+      </w:r>
+      <w:r>
+        <w:t xml:space="preserve">182 101 010 110 110 001 10</w:t>
+      </w:r>
+      <w:r>
+        <w:t xml:space="preserve">, получатель — территориальный орган Федерального казначейства.</w:t>
+      </w:r>
+    </w:p>
+    <w:p>
+      <w:r>
+        <w:t xml:space="preserve">2.9. </w:t>
+      </w:r>
+      <w:r>
+        <w:t xml:space="preserve">Полномочия подтверждаются свидетельством о рождении, выдано </w:t>
+      </w:r>
+      <w:r>
+        <w:t xml:space="preserve">14.04.2013</w:t>
+      </w:r>
+      <w:r>
+        <w:t xml:space="preserve"> отделом ЗАГС.</w:t>
+      </w:r>
+    </w:p>
     <w:tbl>
       <w:tblPr>
         <w:tblW w:w="9360" w:type="dxa"/>
@@ -751,101 +544,7 @@
           </w:tcPr>
           <w:p>
             <w:r>
-              <w:rPr>
-                <w:b/>
-              </w:rPr>
-              <w:t xml:space="preserve">Подрядчик:</w:t>
-            </w:r>
-          </w:p>
-          <w:p>
-            <w:r>
-              <w:t xml:space="preserve">Новиков Андрей Дмитриевич</w:t>
-            </w:r>
-          </w:p>
-          <w:p>
-            <w:r>
-              <w:t xml:space="preserve">Дата рождения: </w:t>
-            </w:r>
-            <w:r>
-              <w:t xml:space="preserve">27.09.1988</w:t>
-            </w:r>
-          </w:p>
-          <w:p>
-            <w:r>
-              <w:t xml:space="preserve">Адрес регистрации: </w:t>
-            </w:r>
-            <w:r>
-              <w:t xml:space="preserve">603000, г. Нижний Новгород, наб. Ленина, д. 41, кв. 51</w:t>
-            </w:r>
-          </w:p>
-          <w:p>
-            <w:r>
-              <w:t xml:space="preserve">Паспорт </w:t>
-            </w:r>
-            <w:r>
-              <w:t xml:space="preserve">52 16 194535</w:t>
-            </w:r>
-            <w:r>
-              <w:t xml:space="preserve">, выдан ОУФМС России по Тверской области в Заволжском р-не 09.07.2011</w:t>
-            </w:r>
-            <w:r>
-              <w:t xml:space="preserve">, код подразделения </w:t>
-            </w:r>
-            <w:r>
-              <w:t xml:space="preserve">555-683</w:t>
-            </w:r>
-          </w:p>
-          <w:p>
-            <w:r>
-              <w:t xml:space="preserve">СНИЛС </w:t>
-            </w:r>
-            <w:r>
-              <w:t xml:space="preserve">579-415-127 25</w:t>
-            </w:r>
-            <w:r>
-              <w:t xml:space="preserve"> ИНН </w:t>
-            </w:r>
-            <w:r>
-              <w:t xml:space="preserve">583211181910</w:t>
-            </w:r>
-          </w:p>
-          <w:p>
-            <w:r>
-              <w:t xml:space="preserve">Тел.: </w:t>
-            </w:r>
-            <w:r>
-              <w:t xml:space="preserve">+7 846 137 21 54</w:t>
-            </w:r>
-          </w:p>
-          <w:p>
-            <w:r>
-              <w:t xml:space="preserve">E-mail: </w:t>
-            </w:r>
-            <w:r>
-              <w:t xml:space="preserve">novikov@romashka.ru</w:t>
-            </w:r>
-          </w:p>
-          <w:p/>
-          <w:p>
-            <w:r>
-              <w:t xml:space="preserve">______________ </w:t>
-            </w:r>
-            <w:r>
-              <w:t xml:space="preserve">Новиков А. Д.</w:t>
-            </w:r>
-          </w:p>
-          <w:p>
-            <w:r>
-              <w:t xml:space="preserve">Согласовано: </w:t>
-            </w:r>
-            <w:r>
-              <w:rPr>
-                <w:b/>
-              </w:rPr>
-              <w:t xml:space="preserve">Новиков Андр</w:t>
-            </w:r>
-            <w:r>
-              <w:t xml:space="preserve">ей Дмитриевич</w:t>
+              <w:t xml:space="preserve">5</w:t>
             </w:r>
           </w:p>
         </w:tc>
@@ -855,6 +554,394 @@
           </w:tcPr>
           <w:p>
             <w:r>
+              <w:t xml:space="preserve">РУБ.</w:t>
+            </w:r>
+          </w:p>
+        </w:tc>
+      </w:tr>
+    </w:tbl>
+    <w:p>
+      <w:r>
+        <w:t xml:space="preserve">2.10. </w:t>
+      </w:r>
+      <w:r>
+        <w:t xml:space="preserve">Поставке подлежит насос модели </w:t>
+      </w:r>
+      <w:r>
+        <w:t xml:space="preserve">ЭЦВ-6-10-80h</w:t>
+      </w:r>
+      <w:r>
+        <w:t xml:space="preserve"> и кабель марки </w:t>
+      </w:r>
+      <w:r>
+        <w:t xml:space="preserve">ВВГнг(А)-LSt</w:t>
+      </w:r>
+      <w:r>
+        <w:t xml:space="preserve">.</w:t>
+      </w:r>
+    </w:p>
+    <w:p/>
+    <w:p>
+      <w:r>
+        <w:rPr>
+          <w:b/>
+        </w:rPr>
+        <w:t xml:space="preserve">3. МЕСТО И СРОКИ ИСПОЛНЕНИЯ</w:t>
+      </w:r>
+    </w:p>
+    <w:p>
+      <w:r>
+        <w:t xml:space="preserve">3.1. Место исполнения обязательств: </w:t>
+      </w:r>
+      <w:r>
+        <w:t xml:space="preserve">344002, г. Ростов-на-Дону, ш. Садовая, д. 84, кв. 167</w:t>
+      </w:r>
+      <w:r>
+        <w:t xml:space="preserve">.</w:t>
+      </w:r>
+    </w:p>
+    <w:p>
+      <w:r>
+        <w:t xml:space="preserve">3.2. Уведомления направляются </w:t>
+      </w:r>
+      <w:r>
+        <w:t xml:space="preserve">Беляеву Андрею Ивановичу</w:t>
+      </w:r>
+      <w:r>
+        <w:t xml:space="preserve"> по телефону </w:t>
+      </w:r>
+      <w:r>
+        <w:t xml:space="preserve">+7 499 951 98 79</w:t>
+      </w:r>
+      <w:r>
+        <w:t xml:space="preserve">.</w:t>
+      </w:r>
+    </w:p>
+    <w:p>
+      <w:r>
+        <w:t xml:space="preserve">3.3. Срок исполнения обязательств — </w:t>
+      </w:r>
+      <w:r>
+        <w:t xml:space="preserve">не позднее 03.05.2025</w:t>
+      </w:r>
+      <w:r>
+        <w:t xml:space="preserve">.</w:t>
+      </w:r>
+    </w:p>
+    <w:p/>
+    <w:p>
+      <w:r>
+        <w:rPr>
+          <w:b/>
+        </w:rPr>
+        <w:t xml:space="preserve">4. ПРОЧИЕ УСЛОВИЯ</w:t>
+      </w:r>
+    </w:p>
+    <w:p>
+      <w:r>
+        <w:t xml:space="preserve">4.1. </w:t>
+      </w:r>
+      <w:r>
+        <w:t xml:space="preserve">Стороны несут ответственность за неисполнение или ненадлежащее исполнение обязательств в соответствии с законодательством Российской Федерации.</w:t>
+      </w:r>
+    </w:p>
+    <w:p>
+      <w:r>
+        <w:t xml:space="preserve">4.2. </w:t>
+      </w:r>
+      <w:r>
+        <w:t xml:space="preserve">Размер неустойки за нарушение сроков оплаты: </w:t>
+      </w:r>
+      <w:r>
+        <w:t xml:space="preserve">1/300 ключевой ставки ЦБ РФ от цены Договора</w:t>
+      </w:r>
+      <w:r>
+        <w:t xml:space="preserve">. Предельный размер ответственности: </w:t>
+      </w:r>
+      <w:r>
+        <w:t xml:space="preserve">1/150 ключевой ставки ЦБ РФ от общей суммы счета</w:t>
+      </w:r>
+      <w:r>
+        <w:t xml:space="preserve">, но не более </w:t>
+      </w:r>
+      <w:r>
+        <w:t xml:space="preserve">15% от цены Договора</w:t>
+      </w:r>
+      <w:r>
+        <w:t xml:space="preserve">.</w:t>
+      </w:r>
+    </w:p>
+    <w:p>
+      <w:r>
+        <w:t xml:space="preserve">4.3. </w:t>
+      </w:r>
+      <w:r>
+        <w:t xml:space="preserve">Стороны освобождаются от ответственности при наступлении обстоятельств непреодолимой силы, если они прямо повлияли на исполнение обязательств.</w:t>
+      </w:r>
+    </w:p>
+    <w:p>
+      <w:r>
+        <w:t xml:space="preserve">4.4. </w:t>
+      </w:r>
+      <w:r>
+        <w:t xml:space="preserve">Сторона, для которой создалась невозможность исполнения, обязана уведомить другую Сторону. Срок уведомления — </w:t>
+      </w:r>
+      <w:r>
+        <w:t xml:space="preserve">в течение 45 (Сорока пяти) рабочих дней с момента выставления счета</w:t>
+      </w:r>
+      <w:r>
+        <w:t xml:space="preserve">.</w:t>
+      </w:r>
+    </w:p>
+    <w:p>
+      <w:r>
+        <w:t xml:space="preserve">4.5. </w:t>
+      </w:r>
+      <w:r>
+        <w:t xml:space="preserve">Все споры и разногласия решаются путём переговоров. Претензионный порядок обязателен, срок ответа на претензию — </w:t>
+      </w:r>
+      <w:r>
+        <w:t xml:space="preserve">в течение 14 (Четырнадцати) банковских дней с момента поступления денежных средств на расчетный счет</w:t>
+      </w:r>
+      <w:r>
+        <w:t xml:space="preserve">.</w:t>
+      </w:r>
+    </w:p>
+    <w:p/>
+    <w:p/>
+    <w:p>
+      <w:r>
+        <w:rPr>
+          <w:b/>
+        </w:rPr>
+        <w:t xml:space="preserve">10. ДОПОЛНИТЕЛЬНЫЕ СВЕДЕНИЯ О СТОРОНАХ</w:t>
+      </w:r>
+    </w:p>
+    <w:p>
+      <w:r>
+        <w:t xml:space="preserve">Уполномоченный представитель: </w:t>
+      </w:r>
+      <w:r>
+        <w:t xml:space="preserve">Но­виков‍ Андрей Дмитриевич</w:t>
+      </w:r>
+    </w:p>
+    <w:p>
+      <w:r>
+        <w:t xml:space="preserve">Согласовано: </w:t>
+      </w:r>
+      <w:r>
+        <w:t xml:space="preserve">бЕлЯеВ Андрей</w:t>
+      </w:r>
+    </w:p>
+    <w:p/>
+    <w:p/>
+    <w:p>
+      <w:r>
+        <w:rPr>
+          <w:b/>
+        </w:rPr>
+        <w:t xml:space="preserve">9. КОНТРОЛЬНЫЕ ВЕЛИЧИНЫ</w:t>
+      </w:r>
+    </w:p>
+    <w:p>
+      <w:r>
+        <w:t xml:space="preserve">9.1. Контрольная запись: </w:t>
+      </w:r>
+      <w:r>
+        <w:rPr>
+          <w:b/>
+        </w:rPr>
+        <w:t xml:space="preserve">69/20</w:t>
+      </w:r>
+      <w:r>
+        <w:t xml:space="preserve">23-П</w:t>
+      </w:r>
+      <w:r>
+        <w:t xml:space="preserve">.</w:t>
+      </w:r>
+    </w:p>
+    <w:p>
+      <w:r>
+        <w:t xml:space="preserve">9.2. Контрольная запись: </w:t>
+      </w:r>
+      <w:r>
+        <w:rPr>
+          <w:b/>
+        </w:rPr>
+        <w:t xml:space="preserve">не более 3</w:t>
+      </w:r>
+      <w:r>
+        <w:t xml:space="preserve">04 000,96 (Трёхсот четырёх тысяч) RUB</w:t>
+      </w:r>
+      <w:r>
+        <w:t xml:space="preserve">.</w:t>
+      </w:r>
+    </w:p>
+    <w:p>
+      <w:r>
+        <w:t xml:space="preserve">9.3. Контрольная запись: </w:t>
+      </w:r>
+      <w:r>
+        <w:rPr>
+          <w:b/>
+        </w:rPr>
+        <w:t xml:space="preserve">1/1</w:t>
+      </w:r>
+      <w:r>
+        <w:t xml:space="preserve">30 ключевой ставки ЦБ РФ от стоимости неоплаченных работ</w:t>
+      </w:r>
+      <w:r>
+        <w:t xml:space="preserve">.</w:t>
+      </w:r>
+    </w:p>
+    <w:p>
+      <w:r>
+        <w:t xml:space="preserve">9.4. Контрольная запись: </w:t>
+      </w:r>
+      <w:r>
+        <w:t xml:space="preserve">в течение 6 0  календарных дней с момента заключения контракта</w:t>
+      </w:r>
+      <w:r>
+        <w:t xml:space="preserve">.</w:t>
+      </w:r>
+    </w:p>
+    <w:p/>
+    <w:p>
+      <w:r>
+        <w:rPr>
+          <w:b/>
+        </w:rPr>
+        <w:t xml:space="preserve">РЕКВИЗИТЫ И ПОДПИСИ СТОРОН</w:t>
+      </w:r>
+    </w:p>
+    <w:p/>
+    <w:tbl>
+      <w:tblPr>
+        <w:tblW w:w="9360" w:type="dxa"/>
+        <w:tblBorders>
+          <w:top w:val="single" w:sz="4" w:color="auto"/>
+          <w:left w:val="single" w:sz="4" w:color="auto"/>
+          <w:bottom w:val="single" w:sz="4" w:color="auto"/>
+          <w:right w:val="single" w:sz="4" w:color="auto"/>
+          <w:insideH w:val="single" w:sz="4" w:color="auto"/>
+          <w:insideV w:val="single" w:sz="4" w:color="auto"/>
+        </w:tblBorders>
+      </w:tblPr>
+      <w:tblGrid>
+        <w:gridCol w:w="4680"/>
+        <w:gridCol w:w="4680"/>
+      </w:tblGrid>
+      <w:tr>
+        <w:tc>
+          <w:tcPr>
+            <w:tcW w:w="4680" w:type="dxa"/>
+          </w:tcPr>
+          <w:p>
+            <w:r>
+              <w:rPr>
+                <w:b/>
+              </w:rPr>
+              <w:t xml:space="preserve">Подрядчик:</w:t>
+            </w:r>
+          </w:p>
+          <w:p>
+            <w:r>
+              <w:t xml:space="preserve">Новиков Андрей Дмитриевич</w:t>
+            </w:r>
+          </w:p>
+          <w:p>
+            <w:r>
+              <w:t xml:space="preserve">Дата рождения: </w:t>
+            </w:r>
+            <w:r>
+              <w:t xml:space="preserve">27.09.1988</w:t>
+            </w:r>
+          </w:p>
+          <w:p>
+            <w:r>
+              <w:t xml:space="preserve">Адрес регистрации: </w:t>
+            </w:r>
+            <w:r>
+              <w:t xml:space="preserve">101000, г. Москва, просп. Садовая, д. 6, кв. 174</w:t>
+            </w:r>
+          </w:p>
+          <w:p>
+            <w:r>
+              <w:t xml:space="preserve">Паспорт </w:t>
+            </w:r>
+            <w:r>
+              <w:t xml:space="preserve">52 16 194535</w:t>
+            </w:r>
+            <w:r>
+              <w:t xml:space="preserve">, выдан ОУФМС России по Тверской области в Заволжском р-не 09.07.2011</w:t>
+            </w:r>
+            <w:r>
+              <w:t xml:space="preserve">, код подразделения </w:t>
+            </w:r>
+            <w:r>
+              <w:t xml:space="preserve">555-683</w:t>
+            </w:r>
+          </w:p>
+          <w:p>
+            <w:r>
+              <w:t xml:space="preserve">СНИЛС </w:t>
+            </w:r>
+            <w:r>
+              <w:t xml:space="preserve">579-415-127 25</w:t>
+            </w:r>
+            <w:r>
+              <w:t xml:space="preserve"> ИНН </w:t>
+            </w:r>
+            <w:r>
+              <w:t xml:space="preserve">583211181910</w:t>
+            </w:r>
+          </w:p>
+          <w:p>
+            <w:r>
+              <w:t xml:space="preserve">Тел.: </w:t>
+            </w:r>
+            <w:r>
+              <w:t xml:space="preserve">+7 495 456 12 16</w:t>
+            </w:r>
+          </w:p>
+          <w:p>
+            <w:r>
+              <w:t xml:space="preserve">E-mail: </w:t>
+            </w:r>
+            <w:r>
+              <w:t xml:space="preserve">novikov@yandex.ru</w:t>
+            </w:r>
+          </w:p>
+          <w:p/>
+          <w:p>
+            <w:r>
+              <w:t xml:space="preserve">______________ </w:t>
+            </w:r>
+            <w:r>
+              <w:t xml:space="preserve">Новиков А. Д.</w:t>
+            </w:r>
+          </w:p>
+          <w:p>
+            <w:r>
+              <w:t xml:space="preserve">Согласовано: </w:t>
+            </w:r>
+            <w:r>
+              <w:rPr>
+                <w:b/>
+              </w:rPr>
+              <w:t xml:space="preserve">Новиков Андр</w:t>
+            </w:r>
+            <w:r>
+              <w:t xml:space="preserve">ей Дмитриевич</w:t>
+            </w:r>
+          </w:p>
+        </w:tc>
+        <w:tc>
+          <w:tcPr>
+            <w:tcW w:w="4680" w:type="dxa"/>
+          </w:tcPr>
+          <w:p>
+            <w:r>
               <w:rPr>
                 <w:b/>
               </w:rPr>
@@ -879,7 +966,7 @@
               <w:t xml:space="preserve">Адрес регистрации: </w:t>
             </w:r>
             <w:r>
-              <w:t xml:space="preserve">101000, г. Москва, просп. Кутузовский, д. 8, кв. 35</w:t>
+              <w:t xml:space="preserve">101000, г. Москва, проезд Ленинградская, д. 43, кв. 133</w:t>
             </w:r>
           </w:p>
           <w:p>
@@ -918,7 +1005,7 @@
               <w:t xml:space="preserve">Тел.: </w:t>
             </w:r>
             <w:r>
-              <w:t xml:space="preserve">8-383-770-39-92</w:t>
+              <w:t xml:space="preserve">+7 (499) 762-78-94 доб. 611</w:t>
             </w:r>
           </w:p>
           <w:p>
@@ -926,7 +1013,7 @@
               <w:t xml:space="preserve">E-mail: </w:t>
             </w:r>
             <w:r>
-              <w:t xml:space="preserve">belyaev@bk.ru</w:t>
+              <w:t xml:space="preserve">belyaev@gmail.com</w:t>
             </w:r>
           </w:p>
           <w:p/>
@@ -961,7 +1048,7 @@
         <w:t xml:space="preserve">Адрес склада грузополучателя: </w:t>
       </w:r>
       <w:r>
-        <w:t xml:space="preserve">143000, г. Одинцово, просп. Лесная, д. 62, кв. 66</w:t>
+        <w:t xml:space="preserve">143400, г. Красногорск, пер. Лесная, д. 15, кв. 26</w:t>
       </w:r>
       <w:r>
         <w:t xml:space="preserve">.</w:t>
@@ -972,7 +1059,7 @@
         <w:t xml:space="preserve">Кладовщик: </w:t>
       </w:r>
       <w:r>
-        <w:t xml:space="preserve">Смирнов Николай Николаевич</w:t>
+        <w:t xml:space="preserve">Волкова Дарья Николаевна</w:t>
       </w:r>
     </w:p>
     <w:p>
@@ -980,7 +1067,7 @@
         <w:t xml:space="preserve">Тел. склада: </w:t>
       </w:r>
       <w:r>
-        <w:t xml:space="preserve">+7 (812) 866-64-35 доб. 994</w:t>
+        <w:t xml:space="preserve">+7 (843) 307-73-54 доб. 636</w:t>
       </w:r>
     </w:p>
     <w:p/>
@@ -1027,13 +1114,13 @@
       <w:t xml:space="preserve">ИП Новиков А. Д. · </w:t>
     </w:r>
     <w:r>
-      <w:t xml:space="preserve">+7 (843) 458-77-83</w:t>
+      <w:t xml:space="preserve">+7 (383) 727-43-85</w:t>
     </w:r>
     <w:r>
       <w:t xml:space="preserve"> · </w:t>
     </w:r>
     <w:r>
-      <w:t xml:space="preserve">novikov@corp-tehno.ru</w:t>
+      <w:t xml:space="preserve">novikov@sibtrans.ru</w:t>
     </w:r>
   </w:p>
 </w:hdr>

--- a/tests/corpus_v2/docs/works_0006.docx
+++ b/tests/corpus_v2/docs/works_0006.docx
@@ -164,7 +164,102 @@
         <w:t xml:space="preserve">Гарантийный срок на результат работ — </w:t>
       </w:r>
       <w:r>
-        <w:t xml:space="preserve">в течение шестидесяти дней с момента подписания акта</w:t>
+        <w:t xml:space="preserve">в течение четырнадцати дней с момента подписания акта</w:t>
+      </w:r>
+      <w:r>
+        <w:t xml:space="preserve">.</w:t>
+      </w:r>
+    </w:p>
+    <w:p>
+      <w:r>
+        <w:t xml:space="preserve">1.5. </w:t>
+      </w:r>
+      <w:r>
+        <w:t xml:space="preserve">Партия сопровождается накладной формы ТОРГ-12 № </w:t>
+      </w:r>
+      <w:r>
+        <w:t xml:space="preserve">040959689</w:t>
+      </w:r>
+      <w:r>
+        <w:t xml:space="preserve">. Позиция учитывается в каталоге поставщика под номером </w:t>
+      </w:r>
+      <w:r>
+        <w:t xml:space="preserve">047736595</w:t>
+      </w:r>
+      <w:r>
+        <w:t xml:space="preserve">. Изделию присвоен заводской номер </w:t>
+      </w:r>
+      <w:r>
+        <w:t xml:space="preserve">044814166</w:t>
+      </w:r>
+      <w:r>
+        <w:t xml:space="preserve">.</w:t>
+      </w:r>
+    </w:p>
+    <w:p>
+      <w:r>
+        <w:t xml:space="preserve">1.6. </w:t>
+      </w:r>
+      <w:r>
+        <w:t xml:space="preserve">Расходы отражаются по коду цели </w:t>
+      </w:r>
+      <w:r>
+        <w:t xml:space="preserve">043734330</w:t>
+      </w:r>
+      <w:r>
+        <w:t xml:space="preserve">, установленному приказом Минфина России от 01.12.2010 № 157н. </w:t>
+      </w:r>
+      <w:r>
+        <w:t xml:space="preserve">БИК банка Стороны в настоящем разделе не приводится; номер заявки на открытие счёта — </w:t>
+      </w:r>
+      <w:r>
+        <w:t xml:space="preserve">041782730</w:t>
+      </w:r>
+      <w:r>
+        <w:t xml:space="preserve">.</w:t>
+      </w:r>
+    </w:p>
+    <w:p>
+      <w:r>
+        <w:t xml:space="preserve">1.7. </w:t>
+      </w:r>
+      <w:r>
+        <w:t xml:space="preserve">Учёт потребления ведётся по лицевому счёту </w:t>
+      </w:r>
+      <w:r>
+        <w:t xml:space="preserve">82605506800</w:t>
+      </w:r>
+      <w:r>
+        <w:t xml:space="preserve">. Приложение учтено за номером </w:t>
+      </w:r>
+      <w:r>
+        <w:t xml:space="preserve">85415943334</w:t>
+      </w:r>
+      <w:r>
+        <w:t xml:space="preserve">. Заводской номер прибора учёта — </w:t>
+      </w:r>
+      <w:r>
+        <w:t xml:space="preserve">84949622922</w:t>
+      </w:r>
+      <w:r>
+        <w:t xml:space="preserve">.</w:t>
+      </w:r>
+    </w:p>
+    <w:p>
+      <w:r>
+        <w:t xml:space="preserve">1.8. </w:t>
+      </w:r>
+      <w:r>
+        <w:t xml:space="preserve">Сведения внесены в реестр за номером </w:t>
+      </w:r>
+      <w:r>
+        <w:t xml:space="preserve">89627424278</w:t>
+      </w:r>
+      <w:r>
+        <w:t xml:space="preserve"> по правилам статьи 434 Гражданского кодекса Российской Федерации. Уведомление направлено за исходящим № </w:t>
+      </w:r>
+      <w:r>
+        <w:t xml:space="preserve">89838867741</w:t>
       </w:r>
       <w:r>
         <w:t xml:space="preserve">.</w:t>
@@ -184,7 +279,7 @@
         <w:t xml:space="preserve">2.1. Общая цена Договора: </w:t>
       </w:r>
       <w:r>
-        <w:t xml:space="preserve">68 000,59 (шестьдесят восемь тысяч) рублей</w:t>
+        <w:t xml:space="preserve">127 000,44 (сто двадцать семь тысяч) рублей</w:t>
       </w:r>
       <w:r>
         <w:t xml:space="preserve">, в т.ч. НДС </w:t>
@@ -201,7 +296,7 @@
         <w:t xml:space="preserve">2.2. Налог: </w:t>
       </w:r>
       <w:r>
-        <w:t xml:space="preserve">20 (двадцать) процентов за каждый день просрочки</w:t>
+        <w:t xml:space="preserve">10 (десять) процентов за каждый день просрочки</w:t>
       </w:r>
       <w:r>
         <w:t xml:space="preserve">.</w:t>
@@ -212,7 +307,7 @@
         <w:t xml:space="preserve">2.3. Срок оплаты — </w:t>
       </w:r>
       <w:r>
-        <w:t xml:space="preserve">в течение 14 рабочих дней со дня предъявления требования</w:t>
+        <w:t xml:space="preserve">в течение 20 рабочих дней со дня предъявления требования</w:t>
       </w:r>
       <w:r>
         <w:t xml:space="preserve">.</w:t>
@@ -232,7 +327,7 @@
         <w:t xml:space="preserve">, артикул </w:t>
       </w:r>
       <w:r>
-        <w:t xml:space="preserve">RM-5534-38</w:t>
+        <w:t xml:space="preserve">RM-7986-35</w:t>
       </w:r>
       <w:r>
         <w:t xml:space="preserve">, код </w:t>
@@ -292,43 +387,43 @@
         <w:t xml:space="preserve">. Товар отгружается с сопроводительным документом паспорт качества № </w:t>
       </w:r>
       <w:r>
-        <w:t xml:space="preserve">27 08 111421</w:t>
+        <w:t xml:space="preserve">64 12 549065</w:t>
       </w:r>
       <w:r>
         <w:t xml:space="preserve">. К партии приложен паспорт изделия № </w:t>
       </w:r>
       <w:r>
-        <w:t xml:space="preserve">91 20 031530</w:t>
+        <w:t xml:space="preserve">74 20 276479</w:t>
       </w:r>
       <w:r>
         <w:t xml:space="preserve">. Оборудование поставляется с паспортом транспортного средства № </w:t>
       </w:r>
       <w:r>
-        <w:t xml:space="preserve">74 09 444629</w:t>
+        <w:t xml:space="preserve">76 15 887971</w:t>
       </w:r>
       <w:r>
         <w:t xml:space="preserve">. Приёмка производится согласно техническому паспорту </w:t>
       </w:r>
       <w:r>
-        <w:t xml:space="preserve">82 05 283886</w:t>
+        <w:t xml:space="preserve">05 25 029907</w:t>
       </w:r>
       <w:r>
         <w:t xml:space="preserve">. СНИЛС не указан, номер заказа </w:t>
       </w:r>
       <w:r>
-        <w:t xml:space="preserve">352-496-803 30</w:t>
+        <w:t xml:space="preserve">478-308-933 65</w:t>
       </w:r>
       <w:r>
         <w:t xml:space="preserve">. Дата рождения не проставлена, документ выдан </w:t>
       </w:r>
       <w:r>
-        <w:t xml:space="preserve">20.12.2019</w:t>
+        <w:t xml:space="preserve">01.05.2016</w:t>
       </w:r>
       <w:r>
         <w:t xml:space="preserve">. Код подразделения, см. артикул </w:t>
       </w:r>
       <w:r>
-        <w:t xml:space="preserve">711-562</w:t>
+        <w:t xml:space="preserve">816-648</w:t>
       </w:r>
       <w:r>
         <w:t xml:space="preserve">. Цена — </w:t>
@@ -348,25 +443,25 @@
         <w:t xml:space="preserve">Товар маркирован штрихкодом </w:t>
       </w:r>
       <w:r>
-        <w:t xml:space="preserve">4608860125473</w:t>
+        <w:t xml:space="preserve">4601053464580</w:t>
       </w:r>
       <w:r>
         <w:t xml:space="preserve">. Код контрагента по ОКПО — </w:t>
       </w:r>
       <w:r>
-        <w:t xml:space="preserve">4559885253</w:t>
+        <w:t xml:space="preserve">9094833390</w:t>
       </w:r>
       <w:r>
         <w:t xml:space="preserve">. Оборудование учтено под инвентарным номером </w:t>
       </w:r>
       <w:r>
-        <w:t xml:space="preserve">049114128</w:t>
+        <w:t xml:space="preserve">041856985</w:t>
       </w:r>
       <w:r>
         <w:t xml:space="preserve">, складской позиции присвоен номер </w:t>
       </w:r>
       <w:r>
-        <w:t xml:space="preserve">989160357</w:t>
+        <w:t xml:space="preserve">450575202</w:t>
       </w:r>
       <w:r>
         <w:t xml:space="preserve">.</w:t>
@@ -380,19 +475,19 @@
         <w:t xml:space="preserve">Оплата по счёту-фактуре на КБК </w:t>
       </w:r>
       <w:r>
-        <w:t xml:space="preserve">18210101011011000169</w:t>
+        <w:t xml:space="preserve">18210101011011000188</w:t>
       </w:r>
       <w:r>
         <w:t xml:space="preserve">. ИНН не присвоен, регистрационный № </w:t>
       </w:r>
       <w:r>
-        <w:t xml:space="preserve">4055674194</w:t>
+        <w:t xml:space="preserve">4535505048</w:t>
       </w:r>
       <w:r>
         <w:t xml:space="preserve">. ИНН не присвоен, платёжный документ № </w:t>
       </w:r>
       <w:r>
-        <w:t xml:space="preserve">740489128723</w:t>
+        <w:t xml:space="preserve">201586200713</w:t>
       </w:r>
       <w:r>
         <w:t xml:space="preserve">. Заказчик действует в лице </w:t>
@@ -412,13 +507,13 @@
         <w:t xml:space="preserve">Массовая доля влаги в товаре — </w:t>
       </w:r>
       <w:r>
-        <w:t xml:space="preserve">не более 9 %</w:t>
+        <w:t xml:space="preserve">не более 13 %</w:t>
       </w:r>
       <w:r>
         <w:t xml:space="preserve">. Товар подлежит хранению </w:t>
       </w:r>
       <w:r>
-        <w:t xml:space="preserve">в течение 24 часов</w:t>
+        <w:t xml:space="preserve">в течение 48 часов</w:t>
       </w:r>
       <w:r>
         <w:t xml:space="preserve"> при температуре не выше +4 °C. Срок исковой давности по требованиям, вытекающим из Договора, составляет </w:t>
@@ -487,7 +582,7 @@
           </w:tcPr>
           <w:p>
             <w:r>
-              <w:t xml:space="preserve">3881938384</w:t>
+              <w:t xml:space="preserve">6586884583</w:t>
             </w:r>
           </w:p>
         </w:tc>
@@ -515,7 +610,7 @@
         <w:t xml:space="preserve">Полномочия подтверждаются свидетельством о рождении, выдано </w:t>
       </w:r>
       <w:r>
-        <w:t xml:space="preserve">14.04.2013</w:t>
+        <w:t xml:space="preserve">01.07.2023</w:t>
       </w:r>
       <w:r>
         <w:t xml:space="preserve"> отделом ЗАГС.</w:t>
@@ -544,7 +639,7 @@
           </w:tcPr>
           <w:p>
             <w:r>
-              <w:t xml:space="preserve">5</w:t>
+              <w:t xml:space="preserve">3</w:t>
             </w:r>
           </w:p>
         </w:tc>
@@ -594,7 +689,7 @@
         <w:t xml:space="preserve">3.1. Место исполнения обязательств: </w:t>
       </w:r>
       <w:r>
-        <w:t xml:space="preserve">344002, г. Ростов-на-Дону, ш. Садовая, д. 84, кв. 167</w:t>
+        <w:t xml:space="preserve">141300, г. Сергиев Посад, ш. Промышленная, д. 1, кв. 46</w:t>
       </w:r>
       <w:r>
         <w:t xml:space="preserve">.</w:t>
@@ -611,7 +706,7 @@
         <w:t xml:space="preserve"> по телефону </w:t>
       </w:r>
       <w:r>
-        <w:t xml:space="preserve">+7 499 951 98 79</w:t>
+        <w:t xml:space="preserve">499 7377183</w:t>
       </w:r>
       <w:r>
         <w:t xml:space="preserve">.</w:t>
@@ -622,7 +717,111 @@
         <w:t xml:space="preserve">3.3. Срок исполнения обязательств — </w:t>
       </w:r>
       <w:r>
-        <w:t xml:space="preserve">не позднее 03.05.2025</w:t>
+        <w:t xml:space="preserve">не позднее 05.10.2025</w:t>
+      </w:r>
+      <w:r>
+        <w:t xml:space="preserve">.</w:t>
+      </w:r>
+    </w:p>
+    <w:p>
+      <w:r>
+        <w:t xml:space="preserve">3.4. </w:t>
+      </w:r>
+      <w:r>
+        <w:t xml:space="preserve">Финансирование ведётся за счёт средств бюджета, КБК </w:t>
+      </w:r>
+      <w:r>
+        <w:t xml:space="preserve">18285656910959735879</w:t>
+      </w:r>
+      <w:r>
+        <w:t xml:space="preserve">. Показания счётчика снимаются по прибору с заводским номером </w:t>
+      </w:r>
+      <w:r>
+        <w:t xml:space="preserve">39071113374331926804</w:t>
+      </w:r>
+      <w:r>
+        <w:t xml:space="preserve">.</w:t>
+      </w:r>
+    </w:p>
+    <w:p>
+      <w:r>
+        <w:t xml:space="preserve">3.5. </w:t>
+      </w:r>
+      <w:r>
+        <w:t xml:space="preserve">В счёте на оплату указывается УИН </w:t>
+      </w:r>
+      <w:r>
+        <w:t xml:space="preserve">18209520210395532948</w:t>
+      </w:r>
+      <w:r>
+        <w:t xml:space="preserve">. Счёт-проформа к настоящему Договору имеет номер </w:t>
+      </w:r>
+      <w:r>
+        <w:t xml:space="preserve">77471038138891857167</w:t>
+      </w:r>
+      <w:r>
+        <w:t xml:space="preserve">. В силу статьи 855 Гражданского кодекса Российской Федерации списание со счёта ведётся по коду вида дохода </w:t>
+      </w:r>
+      <w:r>
+        <w:t xml:space="preserve">18210731767232704193</w:t>
+      </w:r>
+      <w:r>
+        <w:t xml:space="preserve">.</w:t>
+      </w:r>
+    </w:p>
+    <w:p>
+      <w:r>
+        <w:t xml:space="preserve">3.6. </w:t>
+      </w:r>
+      <w:r>
+        <w:t xml:space="preserve">ИНН у иностранного контрагента отсутствует, номер в торговом реестре — </w:t>
+      </w:r>
+      <w:r>
+        <w:t xml:space="preserve">4587134995</w:t>
+      </w:r>
+      <w:r>
+        <w:t xml:space="preserve">. ИНН приводится в приложении; номер спецификации — </w:t>
+      </w:r>
+      <w:r>
+        <w:t xml:space="preserve">0861165285</w:t>
+      </w:r>
+      <w:r>
+        <w:t xml:space="preserve">. ИНН присваивается в порядке статьи 84 Налогового кодекса Российской Федерации; номер решения о постановке на учёт — </w:t>
+      </w:r>
+      <w:r>
+        <w:t xml:space="preserve">2322133603</w:t>
+      </w:r>
+      <w:r>
+        <w:t xml:space="preserve">.</w:t>
+      </w:r>
+    </w:p>
+    <w:p>
+      <w:r>
+        <w:t xml:space="preserve">3.7. </w:t>
+      </w:r>
+      <w:r>
+        <w:t xml:space="preserve">Партии присвоен номер прослеживаемости </w:t>
+      </w:r>
+      <w:r>
+        <w:t xml:space="preserve">4665564882</w:t>
+      </w:r>
+      <w:r>
+        <w:t xml:space="preserve">. Содержание примеси не превышает </w:t>
+      </w:r>
+      <w:r>
+        <w:t xml:space="preserve">1,9 %</w:t>
+      </w:r>
+      <w:r>
+        <w:t xml:space="preserve">. Погрешность измерения прибора — не более </w:t>
+      </w:r>
+      <w:r>
+        <w:t xml:space="preserve">0,2 %</w:t>
+      </w:r>
+      <w:r>
+        <w:t xml:space="preserve">. Станок имеет заводской номер </w:t>
+      </w:r>
+      <w:r>
+        <w:t xml:space="preserve">7213264726</w:t>
       </w:r>
       <w:r>
         <w:t xml:space="preserve">.</w:t>
@@ -665,7 +864,7 @@
         <w:t xml:space="preserve">, но не более </w:t>
       </w:r>
       <w:r>
-        <w:t xml:space="preserve">15% от цены Договора</w:t>
+        <w:t xml:space="preserve">21% от цены Договора</w:t>
       </w:r>
       <w:r>
         <w:t xml:space="preserve">.</w:t>
@@ -687,7 +886,7 @@
         <w:t xml:space="preserve">Сторона, для которой создалась невозможность исполнения, обязана уведомить другую Сторону. Срок уведомления — </w:t>
       </w:r>
       <w:r>
-        <w:t xml:space="preserve">в течение 45 (Сорока пяти) рабочих дней с момента выставления счета</w:t>
+        <w:t xml:space="preserve">в течение 5 (Пяти) рабочих дней с момента выставления счета</w:t>
       </w:r>
       <w:r>
         <w:t xml:space="preserve">.</w:t>
@@ -701,7 +900,125 @@
         <w:t xml:space="preserve">Все споры и разногласия решаются путём переговоров. Претензионный порядок обязателен, срок ответа на претензию — </w:t>
       </w:r>
       <w:r>
-        <w:t xml:space="preserve">в течение 14 (Четырнадцати) банковских дней с момента поступления денежных средств на расчетный счет</w:t>
+        <w:t xml:space="preserve">в течение 60 (Шестидесяти) банковских дней с момента поступления денежных средств на расчетный счет</w:t>
+      </w:r>
+      <w:r>
+        <w:t xml:space="preserve">.</w:t>
+      </w:r>
+    </w:p>
+    <w:p>
+      <w:r>
+        <w:t xml:space="preserve">4.6. </w:t>
+      </w:r>
+      <w:r>
+        <w:t xml:space="preserve">ИНН физического лица отсутствует, лицевой счёт абонента </w:t>
+      </w:r>
+      <w:r>
+        <w:t xml:space="preserve">314224022310</w:t>
+      </w:r>
+      <w:r>
+        <w:t xml:space="preserve">. ИНН указан в приложении; номенклатурный код позиции — </w:t>
+      </w:r>
+      <w:r>
+        <w:t xml:space="preserve">969602833291</w:t>
+      </w:r>
+      <w:r>
+        <w:t xml:space="preserve">. ИНН физического лица обрабатывается в порядке статьи 86 Налогового кодекса Российской Федерации; номер запроса — </w:t>
+      </w:r>
+      <w:r>
+        <w:t xml:space="preserve">023651177285</w:t>
+      </w:r>
+      <w:r>
+        <w:t xml:space="preserve">.</w:t>
+      </w:r>
+    </w:p>
+    <w:p>
+      <w:r>
+        <w:t xml:space="preserve">4.7. </w:t>
+      </w:r>
+      <w:r>
+        <w:t xml:space="preserve">Номер товарной накладной на партию — </w:t>
+      </w:r>
+      <w:r>
+        <w:t xml:space="preserve">216112084437</w:t>
+      </w:r>
+      <w:r>
+        <w:t xml:space="preserve">. Заводской номер контрольного модуля — </w:t>
+      </w:r>
+      <w:r>
+        <w:t xml:space="preserve">041568023489</w:t>
+      </w:r>
+      <w:r>
+        <w:t xml:space="preserve">. Уклон кровли поставляемого сооружения — </w:t>
+      </w:r>
+      <w:r>
+        <w:t xml:space="preserve">7 %</w:t>
+      </w:r>
+      <w:r>
+        <w:t xml:space="preserve">.</w:t>
+      </w:r>
+    </w:p>
+    <w:p>
+      <w:r>
+        <w:t xml:space="preserve">4.8. </w:t>
+      </w:r>
+      <w:r>
+        <w:t xml:space="preserve">Предельная доля иностранного участия в уставном капитале установлена законом и составляет </w:t>
+      </w:r>
+      <w:r>
+        <w:t xml:space="preserve">20 %</w:t>
+      </w:r>
+      <w:r>
+        <w:t xml:space="preserve"> согласно Федеральному закону об иностранных инвестициях. Приложением № 3 установлена доля брака не более </w:t>
+      </w:r>
+      <w:r>
+        <w:t xml:space="preserve">1,1 %</w:t>
+      </w:r>
+      <w:r>
+        <w:t xml:space="preserve">.</w:t>
+      </w:r>
+    </w:p>
+    <w:p>
+      <w:r>
+        <w:t xml:space="preserve">4.9. </w:t>
+      </w:r>
+      <w:r>
+        <w:t xml:space="preserve">Срок годности товара — </w:t>
+      </w:r>
+      <w:r>
+        <w:t xml:space="preserve">в течение 24 месяцев</w:t>
+      </w:r>
+      <w:r>
+        <w:t xml:space="preserve"> с даты производства. Уложенная смесь выдерживается </w:t>
+      </w:r>
+      <w:r>
+        <w:t xml:space="preserve">в течение 72 часов</w:t>
+      </w:r>
+      <w:r>
+        <w:t xml:space="preserve"> при температуре не ниже +5 °C.</w:t>
+      </w:r>
+    </w:p>
+    <w:p>
+      <w:r>
+        <w:t xml:space="preserve">4.10. </w:t>
+      </w:r>
+      <w:r>
+        <w:t xml:space="preserve">Требования по качеству работ заявляются </w:t>
+      </w:r>
+      <w:r>
+        <w:t xml:space="preserve">в течение одного года</w:t>
+      </w:r>
+      <w:r>
+        <w:t xml:space="preserve"> по правилам статьи 725 Гражданского кодекса Российской Федерации. Поставщик присутствует на рынке </w:t>
+      </w:r>
+      <w:r>
+        <w:t xml:space="preserve">в течение 22 лет</w:t>
+      </w:r>
+      <w:r>
+        <w:t xml:space="preserve">. Отчётный период по Договору завершается </w:t>
+      </w:r>
+      <w:r>
+        <w:t xml:space="preserve">не позднее 25.12.2027</w:t>
       </w:r>
       <w:r>
         <w:t xml:space="preserve">.</w:t>
@@ -751,10 +1068,10 @@
         <w:rPr>
           <w:b/>
         </w:rPr>
-        <w:t xml:space="preserve">69/20</w:t>
-      </w:r>
-      <w:r>
-        <w:t xml:space="preserve">23-П</w:t>
+        <w:t xml:space="preserve">23/20</w:t>
+      </w:r>
+      <w:r>
+        <w:t xml:space="preserve">25-А</w:t>
       </w:r>
       <w:r>
         <w:t xml:space="preserve">.</w:t>
@@ -768,10 +1085,10 @@
         <w:rPr>
           <w:b/>
         </w:rPr>
-        <w:t xml:space="preserve">не более 3</w:t>
-      </w:r>
-      <w:r>
-        <w:t xml:space="preserve">04 000,96 (Трёхсот четырёх тысяч) RUB</w:t>
+        <w:t xml:space="preserve">не более 66 9</w:t>
+      </w:r>
+      <w:r>
+        <w:t xml:space="preserve">00 000,41 (Шестидесяти шести миллионов девятисот тысяч) RUB</w:t>
       </w:r>
       <w:r>
         <w:t xml:space="preserve">.</w:t>
@@ -785,10 +1102,10 @@
         <w:rPr>
           <w:b/>
         </w:rPr>
-        <w:t xml:space="preserve">1/1</w:t>
-      </w:r>
-      <w:r>
-        <w:t xml:space="preserve">30 ключевой ставки ЦБ РФ от стоимости неоплаченных работ</w:t>
+        <w:t xml:space="preserve">1</w:t>
+      </w:r>
+      <w:r>
+        <w:t xml:space="preserve">5% за каждый день просрочки</w:t>
       </w:r>
       <w:r>
         <w:t xml:space="preserve">.</w:t>
@@ -799,7 +1116,7 @@
         <w:t xml:space="preserve">9.4. Контрольная запись: </w:t>
       </w:r>
       <w:r>
-        <w:t xml:space="preserve">в течение 6 0  календарных дней с момента заключения контракта</w:t>
+        <w:t xml:space="preserve">в течение 1 0  календарных дней с момента заключения контракта</w:t>
       </w:r>
       <w:r>
         <w:t xml:space="preserve">.</w:t>
@@ -862,7 +1179,7 @@
               <w:t xml:space="preserve">Адрес регистрации: </w:t>
             </w:r>
             <w:r>
-              <w:t xml:space="preserve">101000, г. Москва, просп. Садовая, д. 6, кв. 174</w:t>
+              <w:t xml:space="preserve">190000, г. Санкт-Петербург, бул. Садовая, д. 88, кв. 170</w:t>
             </w:r>
           </w:p>
           <w:p>
@@ -901,7 +1218,7 @@
               <w:t xml:space="preserve">Тел.: </w:t>
             </w:r>
             <w:r>
-              <w:t xml:space="preserve">+7 495 456 12 16</w:t>
+              <w:t xml:space="preserve">8(383)1034767</w:t>
             </w:r>
           </w:p>
           <w:p>
@@ -909,7 +1226,7 @@
               <w:t xml:space="preserve">E-mail: </w:t>
             </w:r>
             <w:r>
-              <w:t xml:space="preserve">novikov@yandex.ru</w:t>
+              <w:t xml:space="preserve">novikov@list.ru</w:t>
             </w:r>
           </w:p>
           <w:p/>
@@ -966,7 +1283,7 @@
               <w:t xml:space="preserve">Адрес регистрации: </w:t>
             </w:r>
             <w:r>
-              <w:t xml:space="preserve">101000, г. Москва, проезд Ленинградская, д. 43, кв. 133</w:t>
+              <w:t xml:space="preserve">443010, г. Самара, ш. Ленина, д. 58, кв. 132</w:t>
             </w:r>
           </w:p>
           <w:p>
@@ -1005,7 +1322,7 @@
               <w:t xml:space="preserve">Тел.: </w:t>
             </w:r>
             <w:r>
-              <w:t xml:space="preserve">+7 (499) 762-78-94 доб. 611</w:t>
+              <w:t xml:space="preserve">+74952664631</w:t>
             </w:r>
           </w:p>
           <w:p>
@@ -1013,7 +1330,7 @@
               <w:t xml:space="preserve">E-mail: </w:t>
             </w:r>
             <w:r>
-              <w:t xml:space="preserve">belyaev@gmail.com</w:t>
+              <w:t xml:space="preserve">belyaev@bk.ru</w:t>
             </w:r>
           </w:p>
           <w:p/>
@@ -1048,7 +1365,7 @@
         <w:t xml:space="preserve">Адрес склада грузополучателя: </w:t>
       </w:r>
       <w:r>
-        <w:t xml:space="preserve">143400, г. Красногорск, пер. Лесная, д. 15, кв. 26</w:t>
+        <w:t xml:space="preserve">190000, г. Санкт-Петербург, проезд Пушкина, д. 72, кв. 170</w:t>
       </w:r>
       <w:r>
         <w:t xml:space="preserve">.</w:t>
@@ -1059,7 +1376,7 @@
         <w:t xml:space="preserve">Кладовщик: </w:t>
       </w:r>
       <w:r>
-        <w:t xml:space="preserve">Волкова Дарья Николаевна</w:t>
+        <w:t xml:space="preserve">Павлов Егор Сергеевич</w:t>
       </w:r>
     </w:p>
     <w:p>
@@ -1067,7 +1384,7 @@
         <w:t xml:space="preserve">Тел. склада: </w:t>
       </w:r>
       <w:r>
-        <w:t xml:space="preserve">+7 (843) 307-73-54 доб. 636</w:t>
+        <w:t xml:space="preserve">8(495)9626895</w:t>
       </w:r>
     </w:p>
     <w:p/>
@@ -1114,13 +1431,13 @@
       <w:t xml:space="preserve">ИП Новиков А. Д. · </w:t>
     </w:r>
     <w:r>
-      <w:t xml:space="preserve">+7 (383) 727-43-85</w:t>
+      <w:t xml:space="preserve">+7 (495) 199-92-88</w:t>
     </w:r>
     <w:r>
       <w:t xml:space="preserve"> · </w:t>
     </w:r>
     <w:r>
-      <w:t xml:space="preserve">novikov@sibtrans.ru</w:t>
+      <w:t xml:space="preserve">novikov@gmail.com</w:t>
     </w:r>
   </w:p>
 </w:hdr>

--- a/tests/corpus_v2/docs/works_0006.docx
+++ b/tests/corpus_v2/docs/works_0006.docx
@@ -1117,6 +1117,37 @@
       </w:r>
       <w:r>
         <w:t xml:space="preserve">в течение 1 0  календарных дней с момента заключения контракта</w:t>
+      </w:r>
+      <w:r>
+        <w:t xml:space="preserve">.</w:t>
+      </w:r>
+    </w:p>
+    <w:p/>
+    <w:p>
+      <w:r>
+        <w:rPr>
+          <w:b/>
+        </w:rPr>
+        <w:t xml:space="preserve">6. ОСОБЫЕ УСЛОВИЯ ОТДЕЛЬНЫХ ВИДОВ ДАННЫХ</w:t>
+      </w:r>
+    </w:p>
+    <w:p>
+      <w:r>
+        <w:t xml:space="preserve">6.1. Полномочия представителя подтверждены доверенностью, реестровый номер </w:t>
+      </w:r>
+      <w:r>
+        <w:t xml:space="preserve">23/5-н/23-2025-2-1104</w:t>
+      </w:r>
+      <w:r>
+        <w:t xml:space="preserve">.</w:t>
+      </w:r>
+    </w:p>
+    <w:p>
+      <w:r>
+        <w:t xml:space="preserve">6.2. Для сопоставления в учёте указывается: </w:t>
+      </w:r>
+      <w:r>
+        <w:t xml:space="preserve">срок действия 12/2024-06/2025</w:t>
       </w:r>
       <w:r>
         <w:t xml:space="preserve">.</w:t>

--- a/tests/corpus_v2/docs/works_0006.docx
+++ b/tests/corpus_v2/docs/works_0006.docx
@@ -1133,21 +1133,87 @@
     </w:p>
     <w:p>
       <w:r>
-        <w:t xml:space="preserve">6.1. Полномочия представителя подтверждены доверенностью, реестровый номер </w:t>
-      </w:r>
-      <w:r>
-        <w:t xml:space="preserve">23/5-н/23-2025-2-1104</w:t>
-      </w:r>
-      <w:r>
-        <w:t xml:space="preserve">.</w:t>
-      </w:r>
-    </w:p>
-    <w:p>
-      <w:r>
-        <w:t xml:space="preserve">6.2. Для сопоставления в учёте указывается: </w:t>
-      </w:r>
-      <w:r>
-        <w:t xml:space="preserve">срок действия 12/2024-06/2025</w:t>
+        <w:t xml:space="preserve">6.1. Работы выполняются на основании ранее заключённого Договора № </w:t>
+      </w:r>
+      <w:r>
+        <w:t xml:space="preserve">01Ф-00034/16-124Д</w:t>
+      </w:r>
+      <w:r>
+        <w:t xml:space="preserve"> между теми же сторонами.</w:t>
+      </w:r>
+    </w:p>
+    <w:p>
+      <w:r>
+        <w:t xml:space="preserve">6.2. Первичные документы: </w:t>
+      </w:r>
+      <w:r>
+        <w:t xml:space="preserve">как указано в пункте 4.2 настоящего Договора</w:t>
+      </w:r>
+      <w:r>
+        <w:t xml:space="preserve">.</w:t>
+      </w:r>
+    </w:p>
+    <w:p>
+      <w:r>
+        <w:t xml:space="preserve">6.3. Запись о лицензии внесена в реестр за регистрационным номером </w:t>
+      </w:r>
+      <w:r>
+        <w:t xml:space="preserve">268530417</w:t>
+      </w:r>
+      <w:r>
+        <w:t xml:space="preserve">.</w:t>
+      </w:r>
+    </w:p>
+    <w:p>
+      <w:r>
+        <w:t xml:space="preserve">6.4. Внутренний учёт ведётся отдельно: </w:t>
+      </w:r>
+      <w:r>
+        <w:t xml:space="preserve">инвентарный номер 123456789</w:t>
+      </w:r>
+      <w:r>
+        <w:t xml:space="preserve">.</w:t>
+      </w:r>
+    </w:p>
+    <w:p>
+      <w:r>
+        <w:t xml:space="preserve">6.5. Полномочия представителя подтверждены доверенностью, реестровый номер </w:t>
+      </w:r>
+      <w:r>
+        <w:t xml:space="preserve">16/89-н/16-2024-3-215</w:t>
+      </w:r>
+      <w:r>
+        <w:t xml:space="preserve">.</w:t>
+      </w:r>
+    </w:p>
+    <w:p>
+      <w:r>
+        <w:t xml:space="preserve">6.6. Для сопоставления в учёте указывается: </w:t>
+      </w:r>
+      <w:r>
+        <w:t xml:space="preserve">ГОСТ Р 52044-2003</w:t>
+      </w:r>
+      <w:r>
+        <w:t xml:space="preserve">.</w:t>
+      </w:r>
+    </w:p>
+    <w:p>
+      <w:r>
+        <w:t xml:space="preserve">6.7. Решение принято большинством в </w:t>
+      </w:r>
+      <w:r>
+        <w:t xml:space="preserve">75 % голосов</w:t>
+      </w:r>
+      <w:r>
+        <w:t xml:space="preserve"> от общего числа голосов членов совета директоров.</w:t>
+      </w:r>
+    </w:p>
+    <w:p>
+      <w:r>
+        <w:t xml:space="preserve">6.8. Кворум определяется уставом: </w:t>
+      </w:r>
+      <w:r>
+        <w:t xml:space="preserve">доля брака не превышает 1 % партии</w:t>
       </w:r>
       <w:r>
         <w:t xml:space="preserve">.</w:t>

--- a/tests/corpus_v2/docs/works_0006.docx
+++ b/tests/corpus_v2/docs/works_0006.docx
@@ -1133,10 +1133,32 @@
     </w:p>
     <w:p>
       <w:r>
-        <w:t xml:space="preserve">6.1. Работы выполняются на основании ранее заключённого Договора № </w:t>
-      </w:r>
-      <w:r>
-        <w:t xml:space="preserve">01Ф-00034/16-124Д</w:t>
+        <w:t xml:space="preserve">6.1. Стороны ранее заключили </w:t>
+      </w:r>
+      <w:r>
+        <w:t xml:space="preserve">договор уступки права требования</w:t>
+      </w:r>
+      <w:r>
+        <w:t xml:space="preserve"> на сопоставимых условиях.</w:t>
+      </w:r>
+    </w:p>
+    <w:p>
+      <w:r>
+        <w:t xml:space="preserve">6.2. Прочие условия: </w:t>
+      </w:r>
+      <w:r>
+        <w:t xml:space="preserve">отношения сторон регулируются гражданским законодательством</w:t>
+      </w:r>
+      <w:r>
+        <w:t xml:space="preserve">.</w:t>
+      </w:r>
+    </w:p>
+    <w:p>
+      <w:r>
+        <w:t xml:space="preserve">6.3. Работы выполняются на основании ранее заключённого Договора № </w:t>
+      </w:r>
+      <w:r>
+        <w:t xml:space="preserve">СУБ-44/2023</w:t>
       </w:r>
       <w:r>
         <w:t xml:space="preserve"> между теми же сторонами.</w:t>
@@ -1144,29 +1166,73 @@
     </w:p>
     <w:p>
       <w:r>
-        <w:t xml:space="preserve">6.2. Первичные документы: </w:t>
-      </w:r>
-      <w:r>
-        <w:t xml:space="preserve">как указано в пункте 4.2 настоящего Договора</w:t>
-      </w:r>
-      <w:r>
-        <w:t xml:space="preserve">.</w:t>
-      </w:r>
-    </w:p>
-    <w:p>
-      <w:r>
-        <w:t xml:space="preserve">6.3. Запись о лицензии внесена в реестр за регистрационным номером </w:t>
-      </w:r>
-      <w:r>
-        <w:t xml:space="preserve">268530417</w:t>
-      </w:r>
-      <w:r>
-        <w:t xml:space="preserve">.</w:t>
-      </w:r>
-    </w:p>
-    <w:p>
-      <w:r>
-        <w:t xml:space="preserve">6.4. Внутренний учёт ведётся отдельно: </w:t>
+        <w:t xml:space="preserve">6.4. Первичные документы: </w:t>
+      </w:r>
+      <w:r>
+        <w:t xml:space="preserve">счёт-фактура выставлена без ссылки на номер</w:t>
+      </w:r>
+      <w:r>
+        <w:t xml:space="preserve">.</w:t>
+      </w:r>
+    </w:p>
+    <w:p>
+      <w:r>
+        <w:t xml:space="preserve">6.5. Паспорт гражданина Российской Федерации выдан </w:t>
+      </w:r>
+      <w:r>
+        <w:t xml:space="preserve">ОУФМС России по Тверской области в Заволжском р-не</w:t>
+      </w:r>
+      <w:r>
+        <w:t xml:space="preserve">, паспорт предъявлен при подписании.</w:t>
+      </w:r>
+    </w:p>
+    <w:p>
+      <w:r>
+        <w:t xml:space="preserve">6.6. Сопутствующие сведения: </w:t>
+      </w:r>
+      <w:r>
+        <w:t xml:space="preserve">доверенность выдана сроком на три года без права передоверия</w:t>
+      </w:r>
+      <w:r>
+        <w:t xml:space="preserve">.</w:t>
+      </w:r>
+    </w:p>
+    <w:p>
+      <w:r>
+        <w:t xml:space="preserve">6.7. Запись о государственной регистрации внесена регистрирующим органом: </w:t>
+      </w:r>
+      <w:r>
+        <w:t xml:space="preserve">Межрайонная ИФНС России № 46 по г. Москве</w:t>
+      </w:r>
+      <w:r>
+        <w:t xml:space="preserve">.</w:t>
+      </w:r>
+    </w:p>
+    <w:p>
+      <w:r>
+        <w:t xml:space="preserve">6.8. Общие сведения о регистрации: </w:t>
+      </w:r>
+      <w:r>
+        <w:t xml:space="preserve">отчётность представляется в налоговый орган по месту учёта</w:t>
+      </w:r>
+      <w:r>
+        <w:t xml:space="preserve">.</w:t>
+      </w:r>
+    </w:p>
+    <w:p>
+      <w:r>
+        <w:t xml:space="preserve">6.9. Запись о лицензии внесена в реестр за регистрационным номером </w:t>
+      </w:r>
+      <w:r>
+        <w:t xml:space="preserve">509118266</w:t>
+      </w:r>
+      <w:r>
+        <w:t xml:space="preserve">.</w:t>
+      </w:r>
+    </w:p>
+    <w:p>
+      <w:r>
+        <w:t xml:space="preserve">6.10. Внутренний учёт ведётся отдельно: </w:t>
       </w:r>
       <w:r>
         <w:t xml:space="preserve">инвентарный номер 123456789</w:t>
@@ -1177,32 +1243,32 @@
     </w:p>
     <w:p>
       <w:r>
-        <w:t xml:space="preserve">6.5. Полномочия представителя подтверждены доверенностью, реестровый номер </w:t>
-      </w:r>
-      <w:r>
-        <w:t xml:space="preserve">16/89-н/16-2024-3-215</w:t>
-      </w:r>
-      <w:r>
-        <w:t xml:space="preserve">.</w:t>
-      </w:r>
-    </w:p>
-    <w:p>
-      <w:r>
-        <w:t xml:space="preserve">6.6. Для сопоставления в учёте указывается: </w:t>
-      </w:r>
-      <w:r>
-        <w:t xml:space="preserve">ГОСТ Р 52044-2003</w:t>
-      </w:r>
-      <w:r>
-        <w:t xml:space="preserve">.</w:t>
-      </w:r>
-    </w:p>
-    <w:p>
-      <w:r>
-        <w:t xml:space="preserve">6.7. Решение принято большинством в </w:t>
-      </w:r>
-      <w:r>
-        <w:t xml:space="preserve">75 % голосов</w:t>
+        <w:t xml:space="preserve">6.11. Полномочия представителя подтверждены доверенностью, реестровый номер </w:t>
+      </w:r>
+      <w:r>
+        <w:t xml:space="preserve">23/5-н/23-2025-2-1104</w:t>
+      </w:r>
+      <w:r>
+        <w:t xml:space="preserve">.</w:t>
+      </w:r>
+    </w:p>
+    <w:p>
+      <w:r>
+        <w:t xml:space="preserve">6.12. Для сопоставления в учёте указывается: </w:t>
+      </w:r>
+      <w:r>
+        <w:t xml:space="preserve">кадастровый номер 77:01:0004012:2211</w:t>
+      </w:r>
+      <w:r>
+        <w:t xml:space="preserve">.</w:t>
+      </w:r>
+    </w:p>
+    <w:p>
+      <w:r>
+        <w:t xml:space="preserve">6.13. Решение принято большинством в </w:t>
+      </w:r>
+      <w:r>
+        <w:t xml:space="preserve">51 % акций</w:t>
       </w:r>
       <w:r>
         <w:t xml:space="preserve"> от общего числа голосов членов совета директоров.</w:t>
@@ -1210,7 +1276,7 @@
     </w:p>
     <w:p>
       <w:r>
-        <w:t xml:space="preserve">6.8. Кворум определяется уставом: </w:t>
+        <w:t xml:space="preserve">6.14. Кворум определяется уставом: </w:t>
       </w:r>
       <w:r>
         <w:t xml:space="preserve">доля брака не превышает 1 % партии</w:t>

--- a/tests/corpus_v2/docs/works_0006.docx
+++ b/tests/corpus_v2/docs/works_0006.docx
@@ -39,7 +39,7 @@
         <w:t xml:space="preserve">     </w:t>
       </w:r>
       <w:r>
-        <w:t xml:space="preserve">26.04.2024</w:t>
+        <w:t xml:space="preserve">26 апреля 2024 года</w:t>
       </w:r>
     </w:p>
     <w:p/>
